--- a/docs/TextToSQL_Documentation.docx
+++ b/docs/TextToSQL_Documentation.docx
@@ -4,14 +4,13 @@
   <w:body>
     <w:p>
       <w:pPr>
-        <w:spacing w:before="2400"/>
         <w:jc w:val="center"/>
       </w:pPr>
       <w:r>
         <w:rPr>
           <w:b/>
-          <w:color w:val="1F4E79"/>
-          <w:sz w:val="80"/>
+          <w:color w:val="2A5BD7"/>
+          <w:sz w:val="68"/>
         </w:rPr>
         <w:t>Text-to-SQL</w:t>
       </w:r>
@@ -22,44 +21,59 @@
       </w:pPr>
       <w:r>
         <w:rPr>
-          <w:color w:val="2E74B5"/>
-          <w:sz w:val="32"/>
+          <w:color w:val="1B1F2B"/>
+          <w:sz w:val="28"/>
         </w:rPr>
-        <w:t>Natural Language to SQL Query Platform</w:t>
+        <w:t>Natural Language to SQL — Technical Documentation</w:t>
+      </w:r>
+    </w:p>
+    <w:p/>
+    <w:p>
+      <w:pPr>
+        <w:pStyle w:val="Heading1"/>
+      </w:pPr>
+      <w:r>
+        <w:rPr>
+          <w:color w:val="2A5BD7"/>
+        </w:rPr>
+        <w:t>1. Overview</w:t>
+      </w:r>
+    </w:p>
+    <w:p>
+      <w:r>
+        <w:t>Text-to-SQL converts natural-language questions into SQL, runs them against PostgreSQL, and returns results plus an AI-written summary. Relevant tables are retrieved by semantic search (FAISS + Azure OpenAI embeddings), SQL is generated by an LLM (Azure GPT-4.1), and a React UI lets you query, browse schemas, view data, and upload CSV/Excel files.</w:t>
       </w:r>
     </w:p>
     <w:p>
       <w:pPr>
-        <w:jc w:val="center"/>
+        <w:pStyle w:val="ListBullet"/>
       </w:pPr>
       <w:r>
-        <w:rPr>
-          <w:i/>
-          <w:sz w:val="28"/>
-        </w:rPr>
-        <w:t>Technical Documentation</w:t>
+        <w:t>Frontend: React 18 (Create React App) — http://localhost:3000</w:t>
       </w:r>
     </w:p>
     <w:p>
       <w:pPr>
-        <w:spacing w:before="800"/>
-        <w:jc w:val="center"/>
+        <w:pStyle w:val="ListBullet"/>
       </w:pPr>
       <w:r>
-        <w:rPr>
-          <w:sz w:val="24"/>
-        </w:rPr>
-        <w:t>Full-stack application  •  React 18 + FastAPI + PostgreSQL</w:t>
-        <w:br/>
-        <w:t>Azure OpenAI (GPT-4.1) + FAISS semantic search</w:t>
-        <w:br/>
-        <w:br/>
-        <w:t>Version 1.0.0</w:t>
+        <w:t>Backend: FastAPI + Uvicorn — http://localhost:8000 (Swagger docs at /docs)</w:t>
       </w:r>
     </w:p>
     <w:p>
+      <w:pPr>
+        <w:pStyle w:val="ListBullet"/>
+      </w:pPr>
       <w:r>
-        <w:br w:type="page"/>
+        <w:t>AI: Azure OpenAI (embeddings + chat), FAISS vector index, LangChain</w:t>
+      </w:r>
+    </w:p>
+    <w:p>
+      <w:pPr>
+        <w:pStyle w:val="ListBullet"/>
+      </w:pPr>
+      <w:r>
+        <w:t>Database: PostgreSQL</w:t>
       </w:r>
     </w:p>
     <w:p>
@@ -67,21 +81,74 @@
         <w:pStyle w:val="Heading1"/>
       </w:pPr>
       <w:r>
-        <w:t>Table of Contents</w:t>
+        <w:rPr>
+          <w:color w:val="2A5BD7"/>
+        </w:rPr>
+        <w:t>2. Architecture &amp; Data Flow</w:t>
       </w:r>
     </w:p>
     <w:p>
       <w:r>
-        <w:fldChar w:fldCharType="begin"/>
-        <w:instrText xml:space="preserve">TOC \o "1-3" \h \z \u</w:instrText>
-        <w:fldChar w:fldCharType="separate"/>
-        <w:t>Right-click here and choose 'Update Field' to build the table of contents.</w:t>
-        <w:fldChar w:fldCharType="end"/>
+        <w:t>The React frontend talks to FastAPI routers over REST/JSON. A query pipeline orchestrates embedding/retrieval, prompt building, SQL generation, execution, and summarization. Azure OpenAI provides embeddings and chat completions; PostgreSQL stores the data.</w:t>
       </w:r>
     </w:p>
     <w:p>
+      <w:pPr>
+        <w:pStyle w:val="Heading2"/>
+      </w:pPr>
       <w:r>
-        <w:br w:type="page"/>
+        <w:rPr>
+          <w:color w:val="1B1F2B"/>
+        </w:rPr>
+        <w:t>Startup sequence (FastAPI lifespan)</w:t>
+      </w:r>
+    </w:p>
+    <w:p>
+      <w:pPr>
+        <w:pStyle w:val="ListBullet"/>
+      </w:pPr>
+      <w:r>
+        <w:t>1. List databases</w:t>
+      </w:r>
+    </w:p>
+    <w:p>
+      <w:pPr>
+        <w:pStyle w:val="ListBullet"/>
+      </w:pPr>
+      <w:r>
+        <w:t>2. Drop temp upload DBs + clean uploaded tables</w:t>
+      </w:r>
+    </w:p>
+    <w:p>
+      <w:pPr>
+        <w:pStyle w:val="ListBullet"/>
+      </w:pPr>
+      <w:r>
+        <w:t>3. Build join graphs</w:t>
+      </w:r>
+    </w:p>
+    <w:p>
+      <w:pPr>
+        <w:pStyle w:val="ListBullet"/>
+      </w:pPr>
+      <w:r>
+        <w:t>4. Build metadata cache</w:t>
+      </w:r>
+    </w:p>
+    <w:p>
+      <w:pPr>
+        <w:pStyle w:val="ListBullet"/>
+      </w:pPr>
+      <w:r>
+        <w:t>5. Embed tables into FAISS indices</w:t>
+      </w:r>
+    </w:p>
+    <w:p>
+      <w:pPr>
+        <w:pStyle w:val="ListBullet"/>
+      </w:pPr>
+      <w:r>
+        <w:t>Ready to serve /query</w:t>
       </w:r>
     </w:p>
     <w:p>
@@ -89,186 +156,58 @@
         <w:pStyle w:val="Heading1"/>
       </w:pPr>
       <w:r>
-        <w:t>1. Project Overview</w:t>
-      </w:r>
-    </w:p>
-    <w:p>
-      <w:pPr>
-        <w:spacing w:after="160" w:line="276" w:lineRule="auto"/>
-      </w:pPr>
-      <w:r>
-        <w:t>Text-to-SQL is a full-stack application that converts natural-language questions into executable SQL queries using AI, and returns both the generated SQL and the query results. It is designed to let non-technical users explore relational data in PostgreSQL simply by typing a question in plain English.</w:t>
-      </w:r>
-    </w:p>
-    <w:p>
-      <w:pPr>
-        <w:spacing w:after="160" w:line="276" w:lineRule="auto"/>
-      </w:pPr>
-      <w:r>
-        <w:t>The system combines a React single-page application for the user interface, a FastAPI backend that orchestrates the query pipeline, a PostgreSQL database for the data, Azure OpenAI for embeddings and SQL generation, and FAISS for fast semantic search over table schemas.</w:t>
-      </w:r>
-    </w:p>
-    <w:p>
-      <w:pPr>
-        <w:pStyle w:val="Heading2"/>
-      </w:pPr>
-      <w:r>
-        <w:t>1.1 Key Features</w:t>
+        <w:rPr>
+          <w:color w:val="2A5BD7"/>
+        </w:rPr>
+        <w:t>3. How a Query Works</w:t>
       </w:r>
     </w:p>
     <w:p>
       <w:pPr>
         <w:pStyle w:val="ListBullet"/>
-        <w:spacing w:after="40"/>
-        <w:ind w:left="360"/>
       </w:pPr>
       <w:r>
-        <w:rPr>
-          <w:b/>
-        </w:rPr>
-        <w:t>Natural-language querying</w:t>
-      </w:r>
-      <w:r>
-        <w:t xml:space="preserve"> – ask questions in plain English; the system writes and runs the SQL.</w:t>
+        <w:t>Embed &amp; retrieve — the question is embedded; FAISS returns the most similar tables (schema and uploaded tables share one index).</w:t>
       </w:r>
     </w:p>
     <w:p>
       <w:pPr>
         <w:pStyle w:val="ListBullet"/>
-        <w:spacing w:after="40"/>
-        <w:ind w:left="360"/>
       </w:pPr>
       <w:r>
-        <w:rPr>
-          <w:b/>
-        </w:rPr>
-        <w:t>Semantic table retrieval</w:t>
-      </w:r>
-      <w:r>
-        <w:t xml:space="preserve"> – schema embeddings + FAISS find only the tables relevant to a question.</w:t>
+        <w:t>Gather context — metadata plus a few real sample rows per table are collected.</w:t>
       </w:r>
     </w:p>
     <w:p>
       <w:pPr>
         <w:pStyle w:val="ListBullet"/>
-        <w:spacing w:after="40"/>
-        <w:ind w:left="360"/>
       </w:pPr>
       <w:r>
-        <w:rPr>
-          <w:b/>
-        </w:rPr>
-        <w:t>AI SQL generation</w:t>
-      </w:r>
-      <w:r>
-        <w:t xml:space="preserve"> – Azure OpenAI GPT-4.1 produces PostgreSQL-valid </w:t>
-      </w:r>
-      <w:r>
-        <w:rPr>
-          <w:rFonts w:ascii="Consolas" w:hAnsi="Consolas"/>
-          <w:color w:val="C0392B"/>
-          <w:sz w:val="19"/>
-        </w:rPr>
-        <w:t>SELECT</w:t>
-      </w:r>
-      <w:r>
-        <w:t xml:space="preserve"> statements.</w:t>
+        <w:t>Generate SQL — prompt_builder builds the prompt; the LLM returns SQL, a danger flag (blocks DELETE/DROP/UPDATE/INSERT), and a one-line analysis.</w:t>
       </w:r>
     </w:p>
     <w:p>
       <w:pPr>
         <w:pStyle w:val="ListBullet"/>
-        <w:spacing w:after="40"/>
-        <w:ind w:left="360"/>
       </w:pPr>
       <w:r>
-        <w:rPr>
-          <w:b/>
-        </w:rPr>
-        <w:t>Safety guard rails</w:t>
-      </w:r>
-      <w:r>
-        <w:t xml:space="preserve"> – dangerous operations (DELETE/DROP/UPDATE, etc.) are detected and blocked; only </w:t>
-      </w:r>
-      <w:r>
-        <w:rPr>
-          <w:rFonts w:ascii="Consolas" w:hAnsi="Consolas"/>
-          <w:color w:val="C0392B"/>
-          <w:sz w:val="19"/>
-        </w:rPr>
-        <w:t>SELECT</w:t>
-      </w:r>
-      <w:r>
-        <w:t xml:space="preserve"> runs.</w:t>
+        <w:t>Validate &amp; execute — query_executor validates, then runs the SQL read-only.</w:t>
       </w:r>
     </w:p>
     <w:p>
       <w:pPr>
         <w:pStyle w:val="ListBullet"/>
-        <w:spacing w:after="40"/>
-        <w:ind w:left="360"/>
       </w:pPr>
       <w:r>
-        <w:rPr>
-          <w:b/>
-        </w:rPr>
-        <w:t>File uploads</w:t>
-      </w:r>
-      <w:r>
-        <w:t xml:space="preserve"> – users upload CSV/Excel files that become queryable tables.</w:t>
+        <w:t>Summarize — a second LLM call writes a concise summary of the result set.</w:t>
       </w:r>
     </w:p>
     <w:p>
       <w:pPr>
         <w:pStyle w:val="ListBullet"/>
-        <w:spacing w:after="40"/>
-        <w:ind w:left="360"/>
       </w:pPr>
       <w:r>
-        <w:rPr>
-          <w:b/>
-        </w:rPr>
-        <w:t>Schema explorer</w:t>
-      </w:r>
-      <w:r>
-        <w:t xml:space="preserve"> – browse databases, tables, columns and live data in the UI.</w:t>
-      </w:r>
-    </w:p>
-    <w:p>
-      <w:pPr>
-        <w:pStyle w:val="ListBullet"/>
-        <w:spacing w:after="40"/>
-        <w:ind w:left="360"/>
-      </w:pPr>
-      <w:r>
-        <w:rPr>
-          <w:b/>
-        </w:rPr>
-        <w:t>AI result summaries</w:t>
-      </w:r>
-      <w:r>
-        <w:t xml:space="preserve"> – a second LLM call summarises what the returned data shows.</w:t>
-      </w:r>
-    </w:p>
-    <w:p>
-      <w:pPr>
-        <w:pStyle w:val="ListBullet"/>
-        <w:spacing w:after="40"/>
-        <w:ind w:left="360"/>
-      </w:pPr>
-      <w:r>
-        <w:rPr>
-          <w:b/>
-        </w:rPr>
-        <w:t>Multi-database support</w:t>
-      </w:r>
-      <w:r>
-        <w:t xml:space="preserve"> – the backend discovers and serves every accessible PostgreSQL database.</w:t>
-      </w:r>
-    </w:p>
-    <w:p>
-      <w:r>
-        <w:br w:type="page"/>
+        <w:t>Respond — SQL, rows, summary, tables used, token count, and complexity rating.</w:t>
       </w:r>
     </w:p>
     <w:p>
@@ -276,304 +215,10 @@
         <w:pStyle w:val="Heading1"/>
       </w:pPr>
       <w:r>
-        <w:t>2. System Architecture</w:t>
-      </w:r>
-    </w:p>
-    <w:p>
-      <w:pPr>
-        <w:spacing w:after="160" w:line="276" w:lineRule="auto"/>
-      </w:pPr>
-      <w:r>
-        <w:t>The application follows a classic three-tier architecture (presentation, application, data) augmented with an AI/embedding layer. The React frontend talks to the FastAPI backend over REST; the backend talks to PostgreSQL via SQLAlchemy and to Azure OpenAI via the OpenAI and LangChain SDKs.</w:t>
-      </w:r>
-    </w:p>
-    <w:p>
-      <w:pPr>
-        <w:pStyle w:val="Heading2"/>
-      </w:pPr>
-      <w:r>
-        <w:t>2.1 High-Level Components</w:t>
-      </w:r>
-    </w:p>
-    <w:p>
-      <w:pPr>
-        <w:spacing w:after="160" w:line="276" w:lineRule="auto"/>
-      </w:pPr>
-      <w:r>
         <w:rPr>
-          <w:b/>
+          <w:color w:val="2A5BD7"/>
         </w:rPr>
-        <w:t>Frontend (React 18)</w:t>
-      </w:r>
-      <w:r>
-        <w:t xml:space="preserve"> – chat-style UI, schema browser, data viewer and file-upload modal. Runs on port 3000.</w:t>
-      </w:r>
-    </w:p>
-    <w:p>
-      <w:pPr>
-        <w:spacing w:after="160" w:line="276" w:lineRule="auto"/>
-      </w:pPr>
-      <w:r>
-        <w:rPr>
-          <w:b/>
-        </w:rPr>
-        <w:t>Backend (FastAPI + Uvicorn)</w:t>
-      </w:r>
-      <w:r>
-        <w:t xml:space="preserve"> – REST API, query orchestration, embeddings, SQL generation and execution. Runs on port 8000.</w:t>
-      </w:r>
-    </w:p>
-    <w:p>
-      <w:pPr>
-        <w:spacing w:after="160" w:line="276" w:lineRule="auto"/>
-      </w:pPr>
-      <w:r>
-        <w:rPr>
-          <w:b/>
-        </w:rPr>
-        <w:t>PostgreSQL</w:t>
-      </w:r>
-      <w:r>
-        <w:t xml:space="preserve"> – the relational data store accessed through SQLAlchemy engines.</w:t>
-      </w:r>
-    </w:p>
-    <w:p>
-      <w:pPr>
-        <w:spacing w:after="160" w:line="276" w:lineRule="auto"/>
-      </w:pPr>
-      <w:r>
-        <w:rPr>
-          <w:b/>
-        </w:rPr>
-        <w:t>Azure OpenAI</w:t>
-      </w:r>
-      <w:r>
-        <w:t xml:space="preserve"> – </w:t>
-      </w:r>
-      <w:r>
-        <w:rPr>
-          <w:rFonts w:ascii="Consolas" w:hAnsi="Consolas"/>
-          <w:color w:val="C0392B"/>
-          <w:sz w:val="19"/>
-        </w:rPr>
-        <w:t>text-embedding-3-small</w:t>
-      </w:r>
-      <w:r>
-        <w:t xml:space="preserve"> for embeddings and </w:t>
-      </w:r>
-      <w:r>
-        <w:rPr>
-          <w:rFonts w:ascii="Consolas" w:hAnsi="Consolas"/>
-          <w:color w:val="C0392B"/>
-          <w:sz w:val="19"/>
-        </w:rPr>
-        <w:t>gpt-4.1</w:t>
-      </w:r>
-      <w:r>
-        <w:t xml:space="preserve"> for SQL generation and summaries.</w:t>
-      </w:r>
-    </w:p>
-    <w:p>
-      <w:pPr>
-        <w:spacing w:after="160" w:line="276" w:lineRule="auto"/>
-      </w:pPr>
-      <w:r>
-        <w:rPr>
-          <w:b/>
-        </w:rPr>
-        <w:t>FAISS vector store</w:t>
-      </w:r>
-      <w:r>
-        <w:t xml:space="preserve"> – an </w:t>
-      </w:r>
-      <w:r>
-        <w:rPr>
-          <w:rFonts w:ascii="Consolas" w:hAnsi="Consolas"/>
-          <w:color w:val="C0392B"/>
-          <w:sz w:val="19"/>
-        </w:rPr>
-        <w:t>IndexFlatL2</w:t>
-      </w:r>
-      <w:r>
-        <w:t xml:space="preserve"> index per database for semantic similarity search over table schemas.</w:t>
-      </w:r>
-    </w:p>
-    <w:p>
-      <w:pPr>
-        <w:pStyle w:val="Heading2"/>
-      </w:pPr>
-      <w:r>
-        <w:t>2.2 Component Diagram</w:t>
-      </w:r>
-    </w:p>
-    <w:p>
-      <w:pPr>
-        <w:spacing w:before="80" w:after="160" w:line="240" w:lineRule="auto"/>
-        <w:ind w:left="216" w:right="216"/>
-        <w:shd w:val="clear" w:color="auto" w:fill="F2F2F2"/>
-        <w:pBdr>
-          <w:top w:val="single" w:sz="4" w:space="6" w:color="D0D0D0"/>
-          <w:left w:val="single" w:sz="4" w:space="6" w:color="D0D0D0"/>
-          <w:bottom w:val="single" w:sz="4" w:space="6" w:color="D0D0D0"/>
-          <w:right w:val="single" w:sz="4" w:space="6" w:color="D0D0D0"/>
-        </w:pBdr>
-      </w:pPr>
-      <w:r>
-        <w:rPr>
-          <w:rFonts w:ascii="Consolas" w:hAnsi="Consolas"/>
-          <w:color w:val="333333"/>
-          <w:sz w:val="18"/>
-        </w:rPr>
-        <w:t>┌──────────────────────┐        REST / JSON        ┌───────────────────────────┐</w:t>
-        <w:br/>
-        <w:t>│   React Frontend     │  ───────────────────────▶ │      FastAPI Backend       │</w:t>
-        <w:br/>
-        <w:t>│  (port 3000)         │ ◀───────────────────────  │       (port 8000)          │</w:t>
-        <w:br/>
-        <w:t>│                      │                           │                            │</w:t>
-        <w:br/>
-        <w:t>│ • QueryResultsPanel  │                           │  Routes:                   │</w:t>
-        <w:br/>
-        <w:t>│ • DatabaseSchemaView │                           │   /query  /databases       │</w:t>
-        <w:br/>
-        <w:t>│ • ViewDataTable      │                           │   /upload /metadata        │</w:t>
-        <w:br/>
-        <w:t>│ • FileUploadModal    │                           │   /join-graphs             │</w:t>
-        <w:br/>
-        <w:t>└──────────────────────┘                           └───────────┬───────────────┘</w:t>
-        <w:br/>
-        <w:t xml:space="preserve">                                                                │</w:t>
-        <w:br/>
-        <w:t xml:space="preserve">                  ┌─────────────────────────────────────────────┼───────────────────────┐</w:t>
-        <w:br/>
-        <w:t xml:space="preserve">                  ▼                         ▼                     ▼                       ▼</w:t>
-        <w:br/>
-        <w:t xml:space="preserve">        ┌──────────────────┐    ┌────────────────────┐  ┌──────────────────┐   ┌──────────────────┐</w:t>
-        <w:br/>
-        <w:t xml:space="preserve">        │  PostgreSQL DB   │    │  Azure OpenAI      │  │  FAISS indices   │   │  Local logs /    │</w:t>
-        <w:br/>
-        <w:t xml:space="preserve">        │  (SQLAlchemy)    │    │  embeddings + LLM  │  │  (per database)  │   │  embeddings dir  │</w:t>
-        <w:br/>
-        <w:t xml:space="preserve">        └──────────────────┘    └────────────────────┘  └──────────────────┘   └──────────────────┘</w:t>
-      </w:r>
-    </w:p>
-    <w:p>
-      <w:pPr>
-        <w:pStyle w:val="Heading2"/>
-      </w:pPr>
-      <w:r>
-        <w:t>2.3 Request Flow (Query Pipeline)</w:t>
-      </w:r>
-    </w:p>
-    <w:p>
-      <w:pPr>
-        <w:spacing w:after="160" w:line="276" w:lineRule="auto"/>
-      </w:pPr>
-      <w:r>
-        <w:t>When a user submits a question, the backend executes a six-step pipeline:</w:t>
-      </w:r>
-    </w:p>
-    <w:p>
-      <w:pPr>
-        <w:pStyle w:val="ListNumber"/>
-        <w:spacing w:after="40"/>
-      </w:pPr>
-      <w:r>
-        <w:rPr>
-          <w:b/>
-        </w:rPr>
-        <w:t>Embed &amp; search</w:t>
-      </w:r>
-      <w:r>
-        <w:t xml:space="preserve"> – the question is embedded and compared against schema embeddings in FAISS to find up to 5 relevant tables (L2 distance ≤ 2.5).</w:t>
-      </w:r>
-    </w:p>
-    <w:p>
-      <w:pPr>
-        <w:pStyle w:val="ListNumber"/>
-        <w:spacing w:after="40"/>
-      </w:pPr>
-      <w:r>
-        <w:rPr>
-          <w:b/>
-        </w:rPr>
-        <w:t>Filter metadata</w:t>
-      </w:r>
-      <w:r>
-        <w:t xml:space="preserve"> – full database metadata is filtered down to only the relevant tables; all uploaded tables are always included and prioritised.</w:t>
-      </w:r>
-    </w:p>
-    <w:p>
-      <w:pPr>
-        <w:pStyle w:val="ListNumber"/>
-        <w:spacing w:after="40"/>
-      </w:pPr>
-      <w:r>
-        <w:rPr>
-          <w:b/>
-        </w:rPr>
-        <w:t>Load join graph</w:t>
-      </w:r>
-      <w:r>
-        <w:t xml:space="preserve"> – foreign-key relationships for the database are fetched to inform JOINs.</w:t>
-      </w:r>
-    </w:p>
-    <w:p>
-      <w:pPr>
-        <w:pStyle w:val="ListNumber"/>
-        <w:spacing w:after="40"/>
-      </w:pPr>
-      <w:r>
-        <w:rPr>
-          <w:b/>
-        </w:rPr>
-        <w:t>Generate SQL</w:t>
-      </w:r>
-      <w:r>
-        <w:t xml:space="preserve"> – GPT-4.1 receives the schema + join context and returns a danger assessment plus a single-line SQL statement.</w:t>
-      </w:r>
-    </w:p>
-    <w:p>
-      <w:pPr>
-        <w:pStyle w:val="ListNumber"/>
-        <w:spacing w:after="40"/>
-      </w:pPr>
-      <w:r>
-        <w:rPr>
-          <w:b/>
-        </w:rPr>
-        <w:t>Validate &amp; execute</w:t>
-      </w:r>
-      <w:r>
-        <w:t xml:space="preserve"> – the SQL is validated (SELECT-only) and executed with an automatic row limit; dangerous operations are blocked.</w:t>
-      </w:r>
-    </w:p>
-    <w:p>
-      <w:pPr>
-        <w:pStyle w:val="ListNumber"/>
-        <w:spacing w:after="40"/>
-      </w:pPr>
-      <w:r>
-        <w:rPr>
-          <w:b/>
-        </w:rPr>
-        <w:t>Summarise</w:t>
-      </w:r>
-      <w:r>
-        <w:t xml:space="preserve"> – a second LLM call produces a short natural-language summary, and complexity/token metrics are returned to the UI.</w:t>
-      </w:r>
-    </w:p>
-    <w:p>
-      <w:r>
-        <w:br w:type="page"/>
-      </w:r>
-    </w:p>
-    <w:p>
-      <w:pPr>
-        <w:pStyle w:val="Heading1"/>
-      </w:pPr>
-      <w:r>
-        <w:t>3. Technology Stack</w:t>
+        <w:t>4. Module Reference</w:t>
       </w:r>
     </w:p>
     <w:tbl>
@@ -590,34 +235,26 @@
         <w:tc>
           <w:tcPr>
             <w:tcW w:type="dxa" w:w="4320"/>
-            <w:shd w:val="clear" w:color="auto" w:fill="1F4E79"/>
           </w:tcPr>
           <w:p>
-            <w:r/>
             <w:r>
               <w:rPr>
                 <w:b/>
-                <w:color w:val="FFFFFF"/>
-                <w:sz w:val="20"/>
               </w:rPr>
-              <w:t>Layer</w:t>
+              <w:t>Path</w:t>
             </w:r>
           </w:p>
         </w:tc>
         <w:tc>
           <w:tcPr>
             <w:tcW w:type="dxa" w:w="4320"/>
-            <w:shd w:val="clear" w:color="auto" w:fill="1F4E79"/>
           </w:tcPr>
           <w:p>
-            <w:r/>
             <w:r>
               <w:rPr>
                 <w:b/>
-                <w:color w:val="FFFFFF"/>
-                <w:sz w:val="20"/>
               </w:rPr>
-              <w:t>Technologies</w:t>
+              <w:t>Responsibility</w:t>
             </w:r>
           </w:p>
         </w:tc>
@@ -629,12 +266,7 @@
           </w:tcPr>
           <w:p>
             <w:r>
-              <w:rPr>
-                <w:rFonts w:ascii="Consolas" w:hAnsi="Consolas"/>
-                <w:b/>
-                <w:sz w:val="18"/>
-              </w:rPr>
-              <w:t>Frontend</w:t>
+              <w:t>backend/main.py</w:t>
             </w:r>
           </w:p>
         </w:tc>
@@ -644,10 +276,7 @@
           </w:tcPr>
           <w:p>
             <w:r>
-              <w:rPr>
-                <w:sz w:val="18"/>
-              </w:rPr>
-              <w:t>React 18, JavaScript (CRA), CSS modules per component</w:t>
+              <w:t>Entry point. Starts backend + frontend together.</w:t>
             </w:r>
           </w:p>
         </w:tc>
@@ -659,12 +288,7 @@
           </w:tcPr>
           <w:p>
             <w:r>
-              <w:rPr>
-                <w:rFonts w:ascii="Consolas" w:hAnsi="Consolas"/>
-                <w:b/>
-                <w:sz w:val="18"/>
-              </w:rPr>
-              <w:t>Backend</w:t>
+              <w:t>backend/app.py</w:t>
             </w:r>
           </w:p>
         </w:tc>
@@ -674,10 +298,7 @@
           </w:tcPr>
           <w:p>
             <w:r>
-              <w:rPr>
-                <w:sz w:val="18"/>
-              </w:rPr>
-              <w:t>Python 3.10+, FastAPI 0.104, Uvicorn 0.24, Pydantic</w:t>
+              <w:t>FastAPI app, CORS, router registration, startup/shutdown lifespan.</w:t>
             </w:r>
           </w:p>
         </w:tc>
@@ -689,12 +310,7 @@
           </w:tcPr>
           <w:p>
             <w:r>
-              <w:rPr>
-                <w:rFonts w:ascii="Consolas" w:hAnsi="Consolas"/>
-                <w:b/>
-                <w:sz w:val="18"/>
-              </w:rPr>
-              <w:t>ORM / DB</w:t>
+              <w:t>config/azure_client.py</w:t>
             </w:r>
           </w:p>
         </w:tc>
@@ -704,10 +320,7 @@
           </w:tcPr>
           <w:p>
             <w:r>
-              <w:rPr>
-                <w:sz w:val="18"/>
-              </w:rPr>
-              <w:t>SQLAlchemy 2.0, psycopg2, PostgreSQL 12+</w:t>
+              <w:t>Sync/async Azure OpenAI clients for embeddings.</w:t>
             </w:r>
           </w:p>
         </w:tc>
@@ -719,12 +332,7 @@
           </w:tcPr>
           <w:p>
             <w:r>
-              <w:rPr>
-                <w:rFonts w:ascii="Consolas" w:hAnsi="Consolas"/>
-                <w:b/>
-                <w:sz w:val="18"/>
-              </w:rPr>
-              <w:t>AI / LLM</w:t>
+              <w:t>config/llm.py</w:t>
             </w:r>
           </w:p>
         </w:tc>
@@ -734,10 +342,7 @@
           </w:tcPr>
           <w:p>
             <w:r>
-              <w:rPr>
-                <w:sz w:val="18"/>
-              </w:rPr>
-              <w:t>Azure OpenAI (gpt-4.1), LangChain, langchain-openai</w:t>
+              <w:t>LangChain AzureChatOpenAI (GPT-4.1) for SQL + summaries.</w:t>
             </w:r>
           </w:p>
         </w:tc>
@@ -749,12 +354,7 @@
           </w:tcPr>
           <w:p>
             <w:r>
-              <w:rPr>
-                <w:rFonts w:ascii="Consolas" w:hAnsi="Consolas"/>
-                <w:b/>
-                <w:sz w:val="18"/>
-              </w:rPr>
-              <w:t>Embeddings</w:t>
+              <w:t>routes/query.py</w:t>
             </w:r>
           </w:p>
         </w:tc>
@@ -764,10 +364,7 @@
           </w:tcPr>
           <w:p>
             <w:r>
-              <w:rPr>
-                <w:sz w:val="18"/>
-              </w:rPr>
-              <w:t>Azure OpenAI text-embedding-3-small, FAISS (faiss-cpu), NumPy</w:t>
+              <w:t>POST /query, GET /query/search-tables.</w:t>
             </w:r>
           </w:p>
         </w:tc>
@@ -779,12 +376,7 @@
           </w:tcPr>
           <w:p>
             <w:r>
-              <w:rPr>
-                <w:rFonts w:ascii="Consolas" w:hAnsi="Consolas"/>
-                <w:b/>
-                <w:sz w:val="18"/>
-              </w:rPr>
-              <w:t>File parsing</w:t>
+              <w:t>routes/databases.py</w:t>
             </w:r>
           </w:p>
         </w:tc>
@@ -794,10 +386,7 @@
           </w:tcPr>
           <w:p>
             <w:r>
-              <w:rPr>
-                <w:sz w:val="18"/>
-              </w:rPr>
-              <w:t>pandas (CSV / Excel ingestion)</w:t>
+              <w:t>List DBs, create DB, list tables, table schema/data.</w:t>
             </w:r>
           </w:p>
         </w:tc>
@@ -809,12 +398,7 @@
           </w:tcPr>
           <w:p>
             <w:r>
-              <w:rPr>
-                <w:rFonts w:ascii="Consolas" w:hAnsi="Consolas"/>
-                <w:b/>
-                <w:sz w:val="18"/>
-              </w:rPr>
-              <w:t>Config</w:t>
+              <w:t>routes/metadata.py</w:t>
             </w:r>
           </w:p>
         </w:tc>
@@ -824,10 +408,7 @@
           </w:tcPr>
           <w:p>
             <w:r>
-              <w:rPr>
-                <w:sz w:val="18"/>
-              </w:rPr>
-              <w:t>python-dotenv (.env.local)</w:t>
+              <w:t>Cached metadata for all/one database.</w:t>
             </w:r>
           </w:p>
         </w:tc>
@@ -839,12 +420,7 @@
           </w:tcPr>
           <w:p>
             <w:r>
-              <w:rPr>
-                <w:rFonts w:ascii="Consolas" w:hAnsi="Consolas"/>
-                <w:b/>
-                <w:sz w:val="18"/>
-              </w:rPr>
-              <w:t>Tooling</w:t>
+              <w:t>routes/join_graphs.py</w:t>
             </w:r>
           </w:p>
         </w:tc>
@@ -854,10 +430,1052 @@
           </w:tcPr>
           <w:p>
             <w:r>
+              <w:t>Foreign-key join graphs for all/one database.</w:t>
+            </w:r>
+          </w:p>
+        </w:tc>
+      </w:tr>
+      <w:tr>
+        <w:tc>
+          <w:tcPr>
+            <w:tcW w:type="dxa" w:w="4320"/>
+          </w:tcPr>
+          <w:p>
+            <w:r>
+              <w:t>routes/upload.py</w:t>
+            </w:r>
+          </w:p>
+        </w:tc>
+        <w:tc>
+          <w:tcPr>
+            <w:tcW w:type="dxa" w:w="4320"/>
+          </w:tcPr>
+          <w:p>
+            <w:r>
+              <w:t>Upload CSV/Excel, list/delete uploaded tables.</w:t>
+            </w:r>
+          </w:p>
+        </w:tc>
+      </w:tr>
+      <w:tr>
+        <w:tc>
+          <w:tcPr>
+            <w:tcW w:type="dxa" w:w="4320"/>
+          </w:tcPr>
+          <w:p>
+            <w:r>
+              <w:t>services/query_pipeline.py</w:t>
+            </w:r>
+          </w:p>
+        </w:tc>
+        <w:tc>
+          <w:tcPr>
+            <w:tcW w:type="dxa" w:w="4320"/>
+          </w:tcPr>
+          <w:p>
+            <w:r>
+              <w:t>Orchestrates the NL→SQL→results→summary flow.</w:t>
+            </w:r>
+          </w:p>
+        </w:tc>
+      </w:tr>
+      <w:tr>
+        <w:tc>
+          <w:tcPr>
+            <w:tcW w:type="dxa" w:w="4320"/>
+          </w:tcPr>
+          <w:p>
+            <w:r>
+              <w:t>core/embedder.py</w:t>
+            </w:r>
+          </w:p>
+        </w:tc>
+        <w:tc>
+          <w:tcPr>
+            <w:tcW w:type="dxa" w:w="4320"/>
+          </w:tcPr>
+          <w:p>
+            <w:r>
+              <w:t>Embeds tables, runs semantic search, reconciles uploaded tables.</w:t>
+            </w:r>
+          </w:p>
+        </w:tc>
+      </w:tr>
+      <w:tr>
+        <w:tc>
+          <w:tcPr>
+            <w:tcW w:type="dxa" w:w="4320"/>
+          </w:tcPr>
+          <w:p>
+            <w:r>
+              <w:t>core/vector_store.py</w:t>
+            </w:r>
+          </w:p>
+        </w:tc>
+        <w:tc>
+          <w:tcPr>
+            <w:tcW w:type="dxa" w:w="4320"/>
+          </w:tcPr>
+          <w:p>
+            <w:r>
+              <w:t>FAISS index build / persist / search.</w:t>
+            </w:r>
+          </w:p>
+        </w:tc>
+      </w:tr>
+      <w:tr>
+        <w:tc>
+          <w:tcPr>
+            <w:tcW w:type="dxa" w:w="4320"/>
+          </w:tcPr>
+          <w:p>
+            <w:r>
+              <w:t>core/sql_generator.py</w:t>
+            </w:r>
+          </w:p>
+        </w:tc>
+        <w:tc>
+          <w:tcPr>
+            <w:tcW w:type="dxa" w:w="4320"/>
+          </w:tcPr>
+          <w:p>
+            <w:r>
+              <w:t>Calls the LLM, parses SQL + danger flag.</w:t>
+            </w:r>
+          </w:p>
+        </w:tc>
+      </w:tr>
+      <w:tr>
+        <w:tc>
+          <w:tcPr>
+            <w:tcW w:type="dxa" w:w="4320"/>
+          </w:tcPr>
+          <w:p>
+            <w:r>
+              <w:t>core/query_executor.py</w:t>
+            </w:r>
+          </w:p>
+        </w:tc>
+        <w:tc>
+          <w:tcPr>
+            <w:tcW w:type="dxa" w:w="4320"/>
+          </w:tcPr>
+          <w:p>
+            <w:r>
+              <w:t>Validates and executes SQL, fetches sample rows.</w:t>
+            </w:r>
+          </w:p>
+        </w:tc>
+      </w:tr>
+      <w:tr>
+        <w:tc>
+          <w:tcPr>
+            <w:tcW w:type="dxa" w:w="4320"/>
+          </w:tcPr>
+          <w:p>
+            <w:r>
+              <w:t>core/file_handler.py</w:t>
+            </w:r>
+          </w:p>
+        </w:tc>
+        <w:tc>
+          <w:tcPr>
+            <w:tcW w:type="dxa" w:w="4320"/>
+          </w:tcPr>
+          <w:p>
+            <w:r>
+              <w:t>Parses CSV/Excel, creates uploaded__* tables.</w:t>
+            </w:r>
+          </w:p>
+        </w:tc>
+      </w:tr>
+      <w:tr>
+        <w:tc>
+          <w:tcPr>
+            <w:tcW w:type="dxa" w:w="4320"/>
+          </w:tcPr>
+          <w:p>
+            <w:r>
+              <w:t>utils/prompt_builder.py</w:t>
+            </w:r>
+          </w:p>
+        </w:tc>
+        <w:tc>
+          <w:tcPr>
+            <w:tcW w:type="dxa" w:w="4320"/>
+          </w:tcPr>
+          <w:p>
+            <w:r>
+              <w:t>Builds the SQL-generation prompt.</w:t>
+            </w:r>
+          </w:p>
+        </w:tc>
+      </w:tr>
+      <w:tr>
+        <w:tc>
+          <w:tcPr>
+            <w:tcW w:type="dxa" w:w="4320"/>
+          </w:tcPr>
+          <w:p>
+            <w:r>
+              <w:t>utils/metadata_builder.py</w:t>
+            </w:r>
+          </w:p>
+        </w:tc>
+        <w:tc>
+          <w:tcPr>
+            <w:tcW w:type="dxa" w:w="4320"/>
+          </w:tcPr>
+          <w:p>
+            <w:r>
+              <w:t>Introspects PostgreSQL into metadata.</w:t>
+            </w:r>
+          </w:p>
+        </w:tc>
+      </w:tr>
+      <w:tr>
+        <w:tc>
+          <w:tcPr>
+            <w:tcW w:type="dxa" w:w="4320"/>
+          </w:tcPr>
+          <w:p>
+            <w:r>
+              <w:t>utils/join_graph_builder.py</w:t>
+            </w:r>
+          </w:p>
+        </w:tc>
+        <w:tc>
+          <w:tcPr>
+            <w:tcW w:type="dxa" w:w="4320"/>
+          </w:tcPr>
+          <w:p>
+            <w:r>
+              <w:t>Derives FK relationships / join paths.</w:t>
+            </w:r>
+          </w:p>
+        </w:tc>
+      </w:tr>
+      <w:tr>
+        <w:tc>
+          <w:tcPr>
+            <w:tcW w:type="dxa" w:w="4320"/>
+          </w:tcPr>
+          <w:p>
+            <w:r>
+              <w:t>utils/state.py</w:t>
+            </w:r>
+          </w:p>
+        </w:tc>
+        <w:tc>
+          <w:tcPr>
+            <w:tcW w:type="dxa" w:w="4320"/>
+          </w:tcPr>
+          <w:p>
+            <w:r>
+              <w:t>In-memory cache of metadata + join graphs.</w:t>
+            </w:r>
+          </w:p>
+        </w:tc>
+      </w:tr>
+      <w:tr>
+        <w:tc>
+          <w:tcPr>
+            <w:tcW w:type="dxa" w:w="4320"/>
+          </w:tcPr>
+          <w:p>
+            <w:r>
+              <w:t>utils/db_registry.py</w:t>
+            </w:r>
+          </w:p>
+        </w:tc>
+        <w:tc>
+          <w:tcPr>
+            <w:tcW w:type="dxa" w:w="4320"/>
+          </w:tcPr>
+          <w:p>
+            <w:r>
+              <w:t>Tracks DBs created via upload so they can be dropped on restart.</w:t>
+            </w:r>
+          </w:p>
+        </w:tc>
+      </w:tr>
+      <w:tr>
+        <w:tc>
+          <w:tcPr>
+            <w:tcW w:type="dxa" w:w="4320"/>
+          </w:tcPr>
+          <w:p>
+            <w:r>
+              <w:t>utils/logger.py</w:t>
+            </w:r>
+          </w:p>
+        </w:tc>
+        <w:tc>
+          <w:tcPr>
+            <w:tcW w:type="dxa" w:w="4320"/>
+          </w:tcPr>
+          <w:p>
+            <w:r>
+              <w:t>Query logging + log cleanup.</w:t>
+            </w:r>
+          </w:p>
+        </w:tc>
+      </w:tr>
+      <w:tr>
+        <w:tc>
+          <w:tcPr>
+            <w:tcW w:type="dxa" w:w="4320"/>
+          </w:tcPr>
+          <w:p>
+            <w:r>
+              <w:t>db/db.py</w:t>
+            </w:r>
+          </w:p>
+        </w:tc>
+        <w:tc>
+          <w:tcPr>
+            <w:tcW w:type="dxa" w:w="4320"/>
+          </w:tcPr>
+          <w:p>
+            <w:r>
+              <w:t>SQLAlchemy engine factory (per-database connections).</w:t>
+            </w:r>
+          </w:p>
+        </w:tc>
+      </w:tr>
+      <w:tr>
+        <w:tc>
+          <w:tcPr>
+            <w:tcW w:type="dxa" w:w="4320"/>
+          </w:tcPr>
+          <w:p>
+            <w:r>
+              <w:t>db/db_models.py</w:t>
+            </w:r>
+          </w:p>
+        </w:tc>
+        <w:tc>
+          <w:tcPr>
+            <w:tcW w:type="dxa" w:w="4320"/>
+          </w:tcPr>
+          <w:p>
+            <w:r>
+              <w:t>Pydantic request/response models.</w:t>
+            </w:r>
+          </w:p>
+        </w:tc>
+      </w:tr>
+    </w:tbl>
+    <w:p>
+      <w:pPr>
+        <w:pStyle w:val="Heading1"/>
+      </w:pPr>
+      <w:r>
+        <w:rPr>
+          <w:color w:val="2A5BD7"/>
+        </w:rPr>
+        <w:t>5. Prerequisites &amp; Installation</w:t>
+      </w:r>
+    </w:p>
+    <w:tbl>
+      <w:tblPr>
+        <w:tblStyle w:val="LightGrid-Accent1"/>
+        <w:tblW w:type="auto" w:w="0"/>
+        <w:tblLook w:firstColumn="1" w:firstRow="1" w:lastColumn="0" w:lastRow="0" w:noHBand="0" w:noVBand="1" w:val="04A0"/>
+      </w:tblPr>
+      <w:tblGrid>
+        <w:gridCol w:w="2880"/>
+        <w:gridCol w:w="2880"/>
+        <w:gridCol w:w="2880"/>
+      </w:tblGrid>
+      <w:tr>
+        <w:tc>
+          <w:tcPr>
+            <w:tcW w:type="dxa" w:w="2880"/>
+          </w:tcPr>
+          <w:p>
+            <w:r>
               <w:rPr>
-                <w:sz w:val="18"/>
+                <w:b/>
               </w:rPr>
-              <w:t>npm, concurrently, cross-env</w:t>
+              <w:t>Tool</w:t>
+            </w:r>
+          </w:p>
+        </w:tc>
+        <w:tc>
+          <w:tcPr>
+            <w:tcW w:type="dxa" w:w="2880"/>
+          </w:tcPr>
+          <w:p>
+            <w:r>
+              <w:rPr>
+                <w:b/>
+              </w:rPr>
+              <w:t>Version</w:t>
+            </w:r>
+          </w:p>
+        </w:tc>
+        <w:tc>
+          <w:tcPr>
+            <w:tcW w:type="dxa" w:w="2880"/>
+          </w:tcPr>
+          <w:p>
+            <w:r>
+              <w:rPr>
+                <w:b/>
+              </w:rPr>
+              <w:t>Notes</w:t>
+            </w:r>
+          </w:p>
+        </w:tc>
+      </w:tr>
+      <w:tr>
+        <w:tc>
+          <w:tcPr>
+            <w:tcW w:type="dxa" w:w="2880"/>
+          </w:tcPr>
+          <w:p>
+            <w:r>
+              <w:t>Python</w:t>
+            </w:r>
+          </w:p>
+        </w:tc>
+        <w:tc>
+          <w:tcPr>
+            <w:tcW w:type="dxa" w:w="2880"/>
+          </w:tcPr>
+          <w:p>
+            <w:r>
+              <w:t>3.10+</w:t>
+            </w:r>
+          </w:p>
+        </w:tc>
+        <w:tc>
+          <w:tcPr>
+            <w:tcW w:type="dxa" w:w="2880"/>
+          </w:tcPr>
+          <w:p>
+            <w:r>
+              <w:t>3.10–3.12 recommended.</w:t>
+            </w:r>
+          </w:p>
+        </w:tc>
+      </w:tr>
+      <w:tr>
+        <w:tc>
+          <w:tcPr>
+            <w:tcW w:type="dxa" w:w="2880"/>
+          </w:tcPr>
+          <w:p>
+            <w:r>
+              <w:t>Node.js + npm</w:t>
+            </w:r>
+          </w:p>
+        </w:tc>
+        <w:tc>
+          <w:tcPr>
+            <w:tcW w:type="dxa" w:w="2880"/>
+          </w:tcPr>
+          <w:p>
+            <w:r>
+              <w:t>Node 16+</w:t>
+            </w:r>
+          </w:p>
+        </w:tc>
+        <w:tc>
+          <w:tcPr>
+            <w:tcW w:type="dxa" w:w="2880"/>
+          </w:tcPr>
+          <w:p>
+            <w:r>
+              <w:t>Needed for the React frontend.</w:t>
+            </w:r>
+          </w:p>
+        </w:tc>
+      </w:tr>
+      <w:tr>
+        <w:tc>
+          <w:tcPr>
+            <w:tcW w:type="dxa" w:w="2880"/>
+          </w:tcPr>
+          <w:p>
+            <w:r>
+              <w:t>PostgreSQL</w:t>
+            </w:r>
+          </w:p>
+        </w:tc>
+        <w:tc>
+          <w:tcPr>
+            <w:tcW w:type="dxa" w:w="2880"/>
+          </w:tcPr>
+          <w:p>
+            <w:r>
+              <w:t>12+</w:t>
+            </w:r>
+          </w:p>
+        </w:tc>
+        <w:tc>
+          <w:tcPr>
+            <w:tcW w:type="dxa" w:w="2880"/>
+          </w:tcPr>
+          <w:p>
+            <w:r>
+              <w:t>Running locally and reachable.</w:t>
+            </w:r>
+          </w:p>
+        </w:tc>
+      </w:tr>
+      <w:tr>
+        <w:tc>
+          <w:tcPr>
+            <w:tcW w:type="dxa" w:w="2880"/>
+          </w:tcPr>
+          <w:p>
+            <w:r>
+              <w:t>Azure OpenAI</w:t>
+            </w:r>
+          </w:p>
+        </w:tc>
+        <w:tc>
+          <w:tcPr>
+            <w:tcW w:type="dxa" w:w="2880"/>
+          </w:tcPr>
+          <w:p>
+            <w:r>
+              <w:t>—</w:t>
+            </w:r>
+          </w:p>
+        </w:tc>
+        <w:tc>
+          <w:tcPr>
+            <w:tcW w:type="dxa" w:w="2880"/>
+          </w:tcPr>
+          <w:p>
+            <w:r>
+              <w:t>Chat deployment gpt-4.1 + embeddings text-embedding-3-small.</w:t>
+            </w:r>
+          </w:p>
+        </w:tc>
+      </w:tr>
+    </w:tbl>
+    <w:p>
+      <w:pPr>
+        <w:pStyle w:val="ListBullet"/>
+      </w:pPr>
+      <w:r>
+        <w:t>python -m venv .venv  →  .\.venv\Scripts\Activate.ps1</w:t>
+      </w:r>
+    </w:p>
+    <w:p>
+      <w:pPr>
+        <w:pStyle w:val="ListBullet"/>
+      </w:pPr>
+      <w:r>
+        <w:t>pip install -e .  (installs from pyproject.toml)</w:t>
+      </w:r>
+    </w:p>
+    <w:p>
+      <w:pPr>
+        <w:pStyle w:val="ListBullet"/>
+      </w:pPr>
+      <w:r>
+        <w:t>cd frontend &amp;&amp; npm install</w:t>
+      </w:r>
+    </w:p>
+    <w:p>
+      <w:pPr>
+        <w:pStyle w:val="ListBullet"/>
+      </w:pPr>
+      <w:r>
+        <w:t>Create .env.local in the project root with DB + Azure credentials (never commit).</w:t>
+      </w:r>
+    </w:p>
+    <w:p>
+      <w:pPr>
+        <w:pStyle w:val="Heading1"/>
+      </w:pPr>
+      <w:r>
+        <w:rPr>
+          <w:color w:val="2A5BD7"/>
+        </w:rPr>
+        <w:t>6. Running the App</w:t>
+      </w:r>
+    </w:p>
+    <w:p>
+      <w:pPr>
+        <w:pStyle w:val="ListBullet"/>
+      </w:pPr>
+      <w:r>
+        <w:t>One command: .\.venv\Scripts\python.exe .\backend\main.py (starts backend + frontend).</w:t>
+      </w:r>
+    </w:p>
+    <w:p>
+      <w:pPr>
+        <w:pStyle w:val="ListBullet"/>
+      </w:pPr>
+      <w:r>
+        <w:t>Backend only: set RUN_FRONTEND=0 first.</w:t>
+      </w:r>
+    </w:p>
+    <w:p>
+      <w:pPr>
+        <w:pStyle w:val="ListBullet"/>
+      </w:pPr>
+      <w:r>
+        <w:t>npm scripts: npm run start | npm run backend | npm run frontend.</w:t>
+      </w:r>
+    </w:p>
+    <w:p>
+      <w:pPr>
+        <w:pStyle w:val="ListBullet"/>
+      </w:pPr>
+      <w:r>
+        <w:t>Backend → http://localhost:8000 (docs at /docs); Frontend → http://localhost:3000.</w:t>
+      </w:r>
+    </w:p>
+    <w:p>
+      <w:pPr>
+        <w:pStyle w:val="Heading1"/>
+      </w:pPr>
+      <w:r>
+        <w:rPr>
+          <w:color w:val="2A5BD7"/>
+        </w:rPr>
+        <w:t>7. API Endpoints</w:t>
+      </w:r>
+    </w:p>
+    <w:tbl>
+      <w:tblPr>
+        <w:tblStyle w:val="LightGrid-Accent1"/>
+        <w:tblW w:type="auto" w:w="0"/>
+        <w:tblLook w:firstColumn="1" w:firstRow="1" w:lastColumn="0" w:lastRow="0" w:noHBand="0" w:noVBand="1" w:val="04A0"/>
+      </w:tblPr>
+      <w:tblGrid>
+        <w:gridCol w:w="2880"/>
+        <w:gridCol w:w="2880"/>
+        <w:gridCol w:w="2880"/>
+      </w:tblGrid>
+      <w:tr>
+        <w:tc>
+          <w:tcPr>
+            <w:tcW w:type="dxa" w:w="2880"/>
+          </w:tcPr>
+          <w:p>
+            <w:r>
+              <w:rPr>
+                <w:b/>
+              </w:rPr>
+              <w:t>Method</w:t>
+            </w:r>
+          </w:p>
+        </w:tc>
+        <w:tc>
+          <w:tcPr>
+            <w:tcW w:type="dxa" w:w="2880"/>
+          </w:tcPr>
+          <w:p>
+            <w:r>
+              <w:rPr>
+                <w:b/>
+              </w:rPr>
+              <w:t>Path</w:t>
+            </w:r>
+          </w:p>
+        </w:tc>
+        <w:tc>
+          <w:tcPr>
+            <w:tcW w:type="dxa" w:w="2880"/>
+          </w:tcPr>
+          <w:p>
+            <w:r>
+              <w:rPr>
+                <w:b/>
+              </w:rPr>
+              <w:t>Description</w:t>
+            </w:r>
+          </w:p>
+        </w:tc>
+      </w:tr>
+      <w:tr>
+        <w:tc>
+          <w:tcPr>
+            <w:tcW w:type="dxa" w:w="2880"/>
+          </w:tcPr>
+          <w:p>
+            <w:r>
+              <w:t>POST</w:t>
+            </w:r>
+          </w:p>
+        </w:tc>
+        <w:tc>
+          <w:tcPr>
+            <w:tcW w:type="dxa" w:w="2880"/>
+          </w:tcPr>
+          <w:p>
+            <w:r>
+              <w:t>/query</w:t>
+            </w:r>
+          </w:p>
+        </w:tc>
+        <w:tc>
+          <w:tcPr>
+            <w:tcW w:type="dxa" w:w="2880"/>
+          </w:tcPr>
+          <w:p>
+            <w:r>
+              <w:t>Natural language → SQL → results + summary.</w:t>
+            </w:r>
+          </w:p>
+        </w:tc>
+      </w:tr>
+      <w:tr>
+        <w:tc>
+          <w:tcPr>
+            <w:tcW w:type="dxa" w:w="2880"/>
+          </w:tcPr>
+          <w:p>
+            <w:r>
+              <w:t>GET</w:t>
+            </w:r>
+          </w:p>
+        </w:tc>
+        <w:tc>
+          <w:tcPr>
+            <w:tcW w:type="dxa" w:w="2880"/>
+          </w:tcPr>
+          <w:p>
+            <w:r>
+              <w:t>/query/search-tables</w:t>
+            </w:r>
+          </w:p>
+        </w:tc>
+        <w:tc>
+          <w:tcPr>
+            <w:tcW w:type="dxa" w:w="2880"/>
+          </w:tcPr>
+          <w:p>
+            <w:r>
+              <w:t>Semantic table search for a query.</w:t>
+            </w:r>
+          </w:p>
+        </w:tc>
+      </w:tr>
+      <w:tr>
+        <w:tc>
+          <w:tcPr>
+            <w:tcW w:type="dxa" w:w="2880"/>
+          </w:tcPr>
+          <w:p>
+            <w:r>
+              <w:t>GET</w:t>
+            </w:r>
+          </w:p>
+        </w:tc>
+        <w:tc>
+          <w:tcPr>
+            <w:tcW w:type="dxa" w:w="2880"/>
+          </w:tcPr>
+          <w:p>
+            <w:r>
+              <w:t>/databases</w:t>
+            </w:r>
+          </w:p>
+        </w:tc>
+        <w:tc>
+          <w:tcPr>
+            <w:tcW w:type="dxa" w:w="2880"/>
+          </w:tcPr>
+          <w:p>
+            <w:r>
+              <w:t>List all databases.</w:t>
+            </w:r>
+          </w:p>
+        </w:tc>
+      </w:tr>
+      <w:tr>
+        <w:tc>
+          <w:tcPr>
+            <w:tcW w:type="dxa" w:w="2880"/>
+          </w:tcPr>
+          <w:p>
+            <w:r>
+              <w:t>POST</w:t>
+            </w:r>
+          </w:p>
+        </w:tc>
+        <w:tc>
+          <w:tcPr>
+            <w:tcW w:type="dxa" w:w="2880"/>
+          </w:tcPr>
+          <w:p>
+            <w:r>
+              <w:t>/databases</w:t>
+            </w:r>
+          </w:p>
+        </w:tc>
+        <w:tc>
+          <w:tcPr>
+            <w:tcW w:type="dxa" w:w="2880"/>
+          </w:tcPr>
+          <w:p>
+            <w:r>
+              <w:t>Create a new database.</w:t>
+            </w:r>
+          </w:p>
+        </w:tc>
+      </w:tr>
+      <w:tr>
+        <w:tc>
+          <w:tcPr>
+            <w:tcW w:type="dxa" w:w="2880"/>
+          </w:tcPr>
+          <w:p>
+            <w:r>
+              <w:t>GET</w:t>
+            </w:r>
+          </w:p>
+        </w:tc>
+        <w:tc>
+          <w:tcPr>
+            <w:tcW w:type="dxa" w:w="2880"/>
+          </w:tcPr>
+          <w:p>
+            <w:r>
+              <w:t>/databases/{db}/tables</w:t>
+            </w:r>
+          </w:p>
+        </w:tc>
+        <w:tc>
+          <w:tcPr>
+            <w:tcW w:type="dxa" w:w="2880"/>
+          </w:tcPr>
+          <w:p>
+            <w:r>
+              <w:t>Tables in a database.</w:t>
+            </w:r>
+          </w:p>
+        </w:tc>
+      </w:tr>
+      <w:tr>
+        <w:tc>
+          <w:tcPr>
+            <w:tcW w:type="dxa" w:w="2880"/>
+          </w:tcPr>
+          <w:p>
+            <w:r>
+              <w:t>GET</w:t>
+            </w:r>
+          </w:p>
+        </w:tc>
+        <w:tc>
+          <w:tcPr>
+            <w:tcW w:type="dxa" w:w="2880"/>
+          </w:tcPr>
+          <w:p>
+            <w:r>
+              <w:t>/databases/{db}/tables/{table}/schema</w:t>
+            </w:r>
+          </w:p>
+        </w:tc>
+        <w:tc>
+          <w:tcPr>
+            <w:tcW w:type="dxa" w:w="2880"/>
+          </w:tcPr>
+          <w:p>
+            <w:r>
+              <w:t>Column/type/constraint details.</w:t>
+            </w:r>
+          </w:p>
+        </w:tc>
+      </w:tr>
+      <w:tr>
+        <w:tc>
+          <w:tcPr>
+            <w:tcW w:type="dxa" w:w="2880"/>
+          </w:tcPr>
+          <w:p>
+            <w:r>
+              <w:t>GET</w:t>
+            </w:r>
+          </w:p>
+        </w:tc>
+        <w:tc>
+          <w:tcPr>
+            <w:tcW w:type="dxa" w:w="2880"/>
+          </w:tcPr>
+          <w:p>
+            <w:r>
+              <w:t>/databases/{db}/tables/{table}/data</w:t>
+            </w:r>
+          </w:p>
+        </w:tc>
+        <w:tc>
+          <w:tcPr>
+            <w:tcW w:type="dxa" w:w="2880"/>
+          </w:tcPr>
+          <w:p>
+            <w:r>
+              <w:t>Raw table rows.</w:t>
+            </w:r>
+          </w:p>
+        </w:tc>
+      </w:tr>
+      <w:tr>
+        <w:tc>
+          <w:tcPr>
+            <w:tcW w:type="dxa" w:w="2880"/>
+          </w:tcPr>
+          <w:p>
+            <w:r>
+              <w:t>GET</w:t>
+            </w:r>
+          </w:p>
+        </w:tc>
+        <w:tc>
+          <w:tcPr>
+            <w:tcW w:type="dxa" w:w="2880"/>
+          </w:tcPr>
+          <w:p>
+            <w:r>
+              <w:t>/metadata[/{db}]</w:t>
+            </w:r>
+          </w:p>
+        </w:tc>
+        <w:tc>
+          <w:tcPr>
+            <w:tcW w:type="dxa" w:w="2880"/>
+          </w:tcPr>
+          <w:p>
+            <w:r>
+              <w:t>Cached metadata for all/one database.</w:t>
+            </w:r>
+          </w:p>
+        </w:tc>
+      </w:tr>
+      <w:tr>
+        <w:tc>
+          <w:tcPr>
+            <w:tcW w:type="dxa" w:w="2880"/>
+          </w:tcPr>
+          <w:p>
+            <w:r>
+              <w:t>GET</w:t>
+            </w:r>
+          </w:p>
+        </w:tc>
+        <w:tc>
+          <w:tcPr>
+            <w:tcW w:type="dxa" w:w="2880"/>
+          </w:tcPr>
+          <w:p>
+            <w:r>
+              <w:t>/join-graphs[/{db}]</w:t>
+            </w:r>
+          </w:p>
+        </w:tc>
+        <w:tc>
+          <w:tcPr>
+            <w:tcW w:type="dxa" w:w="2880"/>
+          </w:tcPr>
+          <w:p>
+            <w:r>
+              <w:t>FK join graphs for all/one database.</w:t>
+            </w:r>
+          </w:p>
+        </w:tc>
+      </w:tr>
+      <w:tr>
+        <w:tc>
+          <w:tcPr>
+            <w:tcW w:type="dxa" w:w="2880"/>
+          </w:tcPr>
+          <w:p>
+            <w:r>
+              <w:t>POST</w:t>
+            </w:r>
+          </w:p>
+        </w:tc>
+        <w:tc>
+          <w:tcPr>
+            <w:tcW w:type="dxa" w:w="2880"/>
+          </w:tcPr>
+          <w:p>
+            <w:r>
+              <w:t>/upload?database={db}</w:t>
+            </w:r>
+          </w:p>
+        </w:tc>
+        <w:tc>
+          <w:tcPr>
+            <w:tcW w:type="dxa" w:w="2880"/>
+          </w:tcPr>
+          <w:p>
+            <w:r>
+              <w:t>Upload one or more CSV/Excel files.</w:t>
+            </w:r>
+          </w:p>
+        </w:tc>
+      </w:tr>
+      <w:tr>
+        <w:tc>
+          <w:tcPr>
+            <w:tcW w:type="dxa" w:w="2880"/>
+          </w:tcPr>
+          <w:p>
+            <w:r>
+              <w:t>GET</w:t>
+            </w:r>
+          </w:p>
+        </w:tc>
+        <w:tc>
+          <w:tcPr>
+            <w:tcW w:type="dxa" w:w="2880"/>
+          </w:tcPr>
+          <w:p>
+            <w:r>
+              <w:t>/upload/tables?database={db}</w:t>
+            </w:r>
+          </w:p>
+        </w:tc>
+        <w:tc>
+          <w:tcPr>
+            <w:tcW w:type="dxa" w:w="2880"/>
+          </w:tcPr>
+          <w:p>
+            <w:r>
+              <w:t>List uploaded tables.</w:t>
+            </w:r>
+          </w:p>
+        </w:tc>
+      </w:tr>
+      <w:tr>
+        <w:tc>
+          <w:tcPr>
+            <w:tcW w:type="dxa" w:w="2880"/>
+          </w:tcPr>
+          <w:p>
+            <w:r>
+              <w:t>DELETE</w:t>
+            </w:r>
+          </w:p>
+        </w:tc>
+        <w:tc>
+          <w:tcPr>
+            <w:tcW w:type="dxa" w:w="2880"/>
+          </w:tcPr>
+          <w:p>
+            <w:r>
+              <w:t>/upload/tables/{table}?database={db}</w:t>
+            </w:r>
+          </w:p>
+        </w:tc>
+        <w:tc>
+          <w:tcPr>
+            <w:tcW w:type="dxa" w:w="2880"/>
+          </w:tcPr>
+          <w:p>
+            <w:r>
+              <w:t>Delete an uploaded table.</w:t>
             </w:r>
           </w:p>
         </w:tc>
@@ -865,7 +1483,7 @@
     </w:tbl>
     <w:p>
       <w:r>
-        <w:br w:type="page"/>
+        <w:t>Uploaded files become tables prefixed uploaded__ and are embedded into the same FAISS index, so they are retrievable by semantic search like schema tables.</w:t>
       </w:r>
     </w:p>
     <w:p>
@@ -873,1324 +1491,10 @@
         <w:pStyle w:val="Heading1"/>
       </w:pPr>
       <w:r>
-        <w:t>4. Project Structure</w:t>
-      </w:r>
-    </w:p>
-    <w:p>
-      <w:pPr>
-        <w:spacing w:before="80" w:after="160" w:line="240" w:lineRule="auto"/>
-        <w:ind w:left="216" w:right="216"/>
-        <w:shd w:val="clear" w:color="auto" w:fill="F2F2F2"/>
-        <w:pBdr>
-          <w:top w:val="single" w:sz="4" w:space="6" w:color="D0D0D0"/>
-          <w:left w:val="single" w:sz="4" w:space="6" w:color="D0D0D0"/>
-          <w:bottom w:val="single" w:sz="4" w:space="6" w:color="D0D0D0"/>
-          <w:right w:val="single" w:sz="4" w:space="6" w:color="D0D0D0"/>
-        </w:pBdr>
-      </w:pPr>
-      <w:r>
         <w:rPr>
-          <w:rFonts w:ascii="Consolas" w:hAnsi="Consolas"/>
-          <w:color w:val="333333"/>
-          <w:sz w:val="18"/>
+          <w:color w:val="2A5BD7"/>
         </w:rPr>
-        <w:t>TextToSQL/</w:t>
-        <w:br/>
-        <w:t>├── backend/</w:t>
-        <w:br/>
-        <w:t>│   ├── main.py                 # Uvicorn entry point</w:t>
-        <w:br/>
-        <w:t>│   ├── app.py                  # FastAPI app, lifespan, router registration</w:t>
-        <w:br/>
-        <w:t>│   ├── config/</w:t>
-        <w:br/>
-        <w:t>│   │   ├── azure_client.py     # Azure OpenAI sync/async clients</w:t>
-        <w:br/>
-        <w:t>│   │   └── llm.py              # LangChain AzureChatOpenAI model (gpt-4.1)</w:t>
-        <w:br/>
-        <w:t>│   ├── core/</w:t>
-        <w:br/>
-        <w:t>│   │   ├── embedder.py         # Schema embedding + semantic search</w:t>
-        <w:br/>
-        <w:t>│   │   ├── vector_store.py     # FAISS index build / search / persistence</w:t>
-        <w:br/>
-        <w:t>│   │   ├── sql_generator.py    # LLM-based SQL generation</w:t>
-        <w:br/>
-        <w:t>│   │   ├── query_executor.py   # SQL validation + execution</w:t>
-        <w:br/>
-        <w:t>│   │   └── file_handler.py     # CSV/Excel upload -&gt; temp tables</w:t>
-        <w:br/>
-        <w:t>│   ├── db/</w:t>
-        <w:br/>
-        <w:t>│   │   ├── db.py               # SQLAlchemy engine factory</w:t>
-        <w:br/>
-        <w:t>│   │   └── db_models.py        # Pydantic request/response models</w:t>
-        <w:br/>
-        <w:t>│   ├── routes/</w:t>
-        <w:br/>
-        <w:t>│   │   ├── query.py            # POST /query pipeline</w:t>
-        <w:br/>
-        <w:t>│   │   ├── database/main.py    # /databases endpoints</w:t>
-        <w:br/>
-        <w:t>│   │   ├── upload.py           # /upload endpoints</w:t>
-        <w:br/>
-        <w:t>│   │   ├── metadata.py         # /metadata endpoints</w:t>
-        <w:br/>
-        <w:t>│   │   └── join_graphs.py      # /join-graphs endpoints</w:t>
-        <w:br/>
-        <w:t>│   ├── utils/</w:t>
-        <w:br/>
-        <w:t>│   │   ├── metadata.py         # Build DB metadata at startup</w:t>
-        <w:br/>
-        <w:t>│   │   ├── join_graph.py       # Build FK join graphs</w:t>
-        <w:br/>
-        <w:t>│   │   ├── prompt_builder.py   # Compose LLM prompts</w:t>
-        <w:br/>
-        <w:t>│   │   ├── state.py            # In-memory shared state</w:t>
-        <w:br/>
-        <w:t>│   │   └── logger.py           # Query logging</w:t>
-        <w:br/>
-        <w:t>│   ├── embeddings/             # Persisted FAISS indices + metadata JSON</w:t>
-        <w:br/>
-        <w:t>│   └── logs/queries/           # Per-session query logs</w:t>
-        <w:br/>
-        <w:t>├── frontend/</w:t>
-        <w:br/>
-        <w:t>│   ├── public/index.html</w:t>
-        <w:br/>
-        <w:t>│   └── src/</w:t>
-        <w:br/>
-        <w:t>│       ├── App.js              # Root component &amp; view switching</w:t>
-        <w:br/>
-        <w:t>│       └── components/         # UI components (+ matching CSS)</w:t>
-        <w:br/>
-        <w:t>├── package.json                # Root scripts (concurrently runs both apps)</w:t>
-        <w:br/>
-        <w:t>├── pyproject.toml              # Python dependencies</w:t>
-        <w:br/>
-        <w:t>└── README.md</w:t>
-      </w:r>
-    </w:p>
-    <w:p>
-      <w:r>
-        <w:br w:type="page"/>
-      </w:r>
-    </w:p>
-    <w:p>
-      <w:pPr>
-        <w:pStyle w:val="Heading1"/>
-      </w:pPr>
-      <w:r>
-        <w:t>5. Backend Documentation</w:t>
-      </w:r>
-    </w:p>
-    <w:p>
-      <w:pPr>
-        <w:pStyle w:val="Heading2"/>
-      </w:pPr>
-      <w:r>
-        <w:t>5.1 Entry Points</w:t>
-      </w:r>
-    </w:p>
-    <w:p>
-      <w:pPr>
-        <w:pStyle w:val="Heading3"/>
-      </w:pPr>
-      <w:r>
-        <w:t>main.py</w:t>
-      </w:r>
-    </w:p>
-    <w:p>
-      <w:pPr>
-        <w:spacing w:after="160" w:line="276" w:lineRule="auto"/>
-      </w:pPr>
-      <w:r>
-        <w:t xml:space="preserve">Bootstraps the server. Loads environment variables from </w:t>
-      </w:r>
-      <w:r>
-        <w:rPr>
-          <w:rFonts w:ascii="Consolas" w:hAnsi="Consolas"/>
-          <w:color w:val="C0392B"/>
-          <w:sz w:val="19"/>
-        </w:rPr>
-        <w:t>.env.local</w:t>
-      </w:r>
-      <w:r>
-        <w:t xml:space="preserve">, silences noisy FAISS loader logs, adds the project root to </w:t>
-      </w:r>
-      <w:r>
-        <w:rPr>
-          <w:rFonts w:ascii="Consolas" w:hAnsi="Consolas"/>
-          <w:color w:val="C0392B"/>
-          <w:sz w:val="19"/>
-        </w:rPr>
-        <w:t>sys.path</w:t>
-      </w:r>
-      <w:r>
-        <w:t xml:space="preserve">, and starts Uvicorn on </w:t>
-      </w:r>
-      <w:r>
-        <w:rPr>
-          <w:rFonts w:ascii="Consolas" w:hAnsi="Consolas"/>
-          <w:color w:val="C0392B"/>
-          <w:sz w:val="19"/>
-        </w:rPr>
-        <w:t>0.0.0.0:8000</w:t>
-      </w:r>
-      <w:r>
-        <w:t xml:space="preserve"> with auto-reload enabled.</w:t>
-      </w:r>
-    </w:p>
-    <w:p>
-      <w:pPr>
-        <w:spacing w:before="80" w:after="160" w:line="240" w:lineRule="auto"/>
-        <w:ind w:left="216" w:right="216"/>
-        <w:shd w:val="clear" w:color="auto" w:fill="F2F2F2"/>
-        <w:pBdr>
-          <w:top w:val="single" w:sz="4" w:space="6" w:color="D0D0D0"/>
-          <w:left w:val="single" w:sz="4" w:space="6" w:color="D0D0D0"/>
-          <w:bottom w:val="single" w:sz="4" w:space="6" w:color="D0D0D0"/>
-          <w:right w:val="single" w:sz="4" w:space="6" w:color="D0D0D0"/>
-        </w:pBdr>
-      </w:pPr>
-      <w:r>
-        <w:rPr>
-          <w:rFonts w:ascii="Consolas" w:hAnsi="Consolas"/>
-          <w:color w:val="333333"/>
-          <w:sz w:val="18"/>
-        </w:rPr>
-        <w:t>uvicorn.run("backend.app:app", host="0.0.0.0", port=8000,</w:t>
-        <w:br/>
-        <w:t xml:space="preserve">            reload=True, log_level="info")</w:t>
-      </w:r>
-    </w:p>
-    <w:p>
-      <w:pPr>
-        <w:pStyle w:val="Heading3"/>
-      </w:pPr>
-      <w:r>
-        <w:t>app.py</w:t>
-      </w:r>
-    </w:p>
-    <w:p>
-      <w:pPr>
-        <w:spacing w:after="160" w:line="276" w:lineRule="auto"/>
-      </w:pPr>
-      <w:r>
-        <w:t xml:space="preserve">Creates the FastAPI application and manages startup/shutdown through an async </w:t>
-      </w:r>
-      <w:r>
-        <w:rPr>
-          <w:rFonts w:ascii="Consolas" w:hAnsi="Consolas"/>
-          <w:color w:val="C0392B"/>
-          <w:sz w:val="19"/>
-        </w:rPr>
-        <w:t>lifespan</w:t>
-      </w:r>
-      <w:r>
-        <w:t xml:space="preserve"> context manager. On </w:t>
-      </w:r>
-      <w:r>
-        <w:rPr>
-          <w:b/>
-        </w:rPr>
-        <w:t>startup</w:t>
-      </w:r>
-      <w:r>
-        <w:t xml:space="preserve"> it runs five steps:</w:t>
-      </w:r>
-    </w:p>
-    <w:p>
-      <w:pPr>
-        <w:pStyle w:val="ListNumber"/>
-        <w:spacing w:after="40"/>
-      </w:pPr>
-      <w:r>
-        <w:t xml:space="preserve">Fetch all non-template PostgreSQL databases via </w:t>
-      </w:r>
-      <w:r>
-        <w:rPr>
-          <w:rFonts w:ascii="Consolas" w:hAnsi="Consolas"/>
-          <w:color w:val="C0392B"/>
-          <w:sz w:val="19"/>
-        </w:rPr>
-        <w:t>pg_database</w:t>
-      </w:r>
-      <w:r>
-        <w:t>.</w:t>
-      </w:r>
-    </w:p>
-    <w:p>
-      <w:pPr>
-        <w:pStyle w:val="ListNumber"/>
-        <w:spacing w:after="40"/>
-      </w:pPr>
-      <w:r>
-        <w:t>Clean up leftover uploaded tables from previous sessions.</w:t>
-      </w:r>
-    </w:p>
-    <w:p>
-      <w:pPr>
-        <w:pStyle w:val="ListNumber"/>
-        <w:spacing w:after="40"/>
-      </w:pPr>
-      <w:r>
-        <w:t>Build join graphs for every database and store them in shared state.</w:t>
-      </w:r>
-    </w:p>
-    <w:p>
-      <w:pPr>
-        <w:pStyle w:val="ListNumber"/>
-        <w:spacing w:after="40"/>
-      </w:pPr>
-      <w:r>
-        <w:t>Build full metadata for every database and store it in shared state.</w:t>
-      </w:r>
-    </w:p>
-    <w:p>
-      <w:pPr>
-        <w:pStyle w:val="ListNumber"/>
-        <w:spacing w:after="40"/>
-      </w:pPr>
-      <w:r>
-        <w:t>Initialise embeddings for all tables concurrently (FAISS indices).</w:t>
-      </w:r>
-    </w:p>
-    <w:p>
-      <w:pPr>
-        <w:spacing w:after="160" w:line="276" w:lineRule="auto"/>
-      </w:pPr>
-      <w:r>
-        <w:t xml:space="preserve">On </w:t>
-      </w:r>
-      <w:r>
-        <w:rPr>
-          <w:b/>
-        </w:rPr>
-        <w:t>shutdown</w:t>
-      </w:r>
-      <w:r>
-        <w:t xml:space="preserve"> it cleans up query logs, deletes the persisted FAISS index and metadata files, and disposes the database engine. CORS is enabled for all origins, and the five routers (</w:t>
-      </w:r>
-      <w:r>
-        <w:rPr>
-          <w:rFonts w:ascii="Consolas" w:hAnsi="Consolas"/>
-          <w:color w:val="C0392B"/>
-          <w:sz w:val="19"/>
-        </w:rPr>
-        <w:t>query</w:t>
-      </w:r>
-      <w:r>
-        <w:t xml:space="preserve">, </w:t>
-      </w:r>
-      <w:r>
-        <w:rPr>
-          <w:rFonts w:ascii="Consolas" w:hAnsi="Consolas"/>
-          <w:color w:val="C0392B"/>
-          <w:sz w:val="19"/>
-        </w:rPr>
-        <w:t>databases</w:t>
-      </w:r>
-      <w:r>
-        <w:t xml:space="preserve">, </w:t>
-      </w:r>
-      <w:r>
-        <w:rPr>
-          <w:rFonts w:ascii="Consolas" w:hAnsi="Consolas"/>
-          <w:color w:val="C0392B"/>
-          <w:sz w:val="19"/>
-        </w:rPr>
-        <w:t>join-graphs</w:t>
-      </w:r>
-      <w:r>
-        <w:t xml:space="preserve">, </w:t>
-      </w:r>
-      <w:r>
-        <w:rPr>
-          <w:rFonts w:ascii="Consolas" w:hAnsi="Consolas"/>
-          <w:color w:val="C0392B"/>
-          <w:sz w:val="19"/>
-        </w:rPr>
-        <w:t>metadata</w:t>
-      </w:r>
-      <w:r>
-        <w:t xml:space="preserve">, </w:t>
-      </w:r>
-      <w:r>
-        <w:rPr>
-          <w:rFonts w:ascii="Consolas" w:hAnsi="Consolas"/>
-          <w:color w:val="C0392B"/>
-          <w:sz w:val="19"/>
-        </w:rPr>
-        <w:t>upload</w:t>
-      </w:r>
-      <w:r>
-        <w:t>) are registered.</w:t>
-      </w:r>
-    </w:p>
-    <w:p>
-      <w:pPr>
-        <w:pStyle w:val="Heading2"/>
-      </w:pPr>
-      <w:r>
-        <w:t>5.2 Configuration (config/)</w:t>
-      </w:r>
-    </w:p>
-    <w:p>
-      <w:pPr>
-        <w:pStyle w:val="Heading3"/>
-      </w:pPr>
-      <w:r>
-        <w:t>azure_client.py</w:t>
-      </w:r>
-    </w:p>
-    <w:p>
-      <w:pPr>
-        <w:spacing w:after="160" w:line="276" w:lineRule="auto"/>
-      </w:pPr>
-      <w:r>
-        <w:t xml:space="preserve">Initialises both a synchronous </w:t>
-      </w:r>
-      <w:r>
-        <w:rPr>
-          <w:rFonts w:ascii="Consolas" w:hAnsi="Consolas"/>
-          <w:color w:val="C0392B"/>
-          <w:sz w:val="19"/>
-        </w:rPr>
-        <w:t>AzureOpenAI</w:t>
-      </w:r>
-      <w:r>
-        <w:t xml:space="preserve"> client and an asynchronous </w:t>
-      </w:r>
-      <w:r>
-        <w:rPr>
-          <w:rFonts w:ascii="Consolas" w:hAnsi="Consolas"/>
-          <w:color w:val="C0392B"/>
-          <w:sz w:val="19"/>
-        </w:rPr>
-        <w:t>AsyncAzureOpenAI</w:t>
-      </w:r>
-      <w:r>
-        <w:t xml:space="preserve"> client from environment variables (</w:t>
-      </w:r>
-      <w:r>
-        <w:rPr>
-          <w:rFonts w:ascii="Consolas" w:hAnsi="Consolas"/>
-          <w:color w:val="C0392B"/>
-          <w:sz w:val="19"/>
-        </w:rPr>
-        <w:t>AZURE_OPENAI_ENDPOINT</w:t>
-      </w:r>
-      <w:r>
-        <w:t xml:space="preserve">, </w:t>
-      </w:r>
-      <w:r>
-        <w:rPr>
-          <w:rFonts w:ascii="Consolas" w:hAnsi="Consolas"/>
-          <w:color w:val="C0392B"/>
-          <w:sz w:val="19"/>
-        </w:rPr>
-        <w:t>AZURE_OPENAI_API_KEY</w:t>
-      </w:r>
-      <w:r>
-        <w:t xml:space="preserve">, </w:t>
-      </w:r>
-      <w:r>
-        <w:rPr>
-          <w:rFonts w:ascii="Consolas" w:hAnsi="Consolas"/>
-          <w:color w:val="C0392B"/>
-          <w:sz w:val="19"/>
-        </w:rPr>
-        <w:t>AZURE_OPENAI_API_VERSION</w:t>
-      </w:r>
-      <w:r>
-        <w:t xml:space="preserve">). Exposes </w:t>
-      </w:r>
-      <w:r>
-        <w:rPr>
-          <w:rFonts w:ascii="Consolas" w:hAnsi="Consolas"/>
-          <w:color w:val="C0392B"/>
-          <w:sz w:val="19"/>
-        </w:rPr>
-        <w:t>get_azure_client()</w:t>
-      </w:r>
-      <w:r>
-        <w:t xml:space="preserve">, </w:t>
-      </w:r>
-      <w:r>
-        <w:rPr>
-          <w:rFonts w:ascii="Consolas" w:hAnsi="Consolas"/>
-          <w:color w:val="C0392B"/>
-          <w:sz w:val="19"/>
-        </w:rPr>
-        <w:t>get_async_azure_client()</w:t>
-      </w:r>
-      <w:r>
-        <w:t xml:space="preserve"> and </w:t>
-      </w:r>
-      <w:r>
-        <w:rPr>
-          <w:rFonts w:ascii="Consolas" w:hAnsi="Consolas"/>
-          <w:color w:val="C0392B"/>
-          <w:sz w:val="19"/>
-        </w:rPr>
-        <w:t>get_embedding_model()</w:t>
-      </w:r>
-      <w:r>
-        <w:t>. The async client enables parallel embedding requests.</w:t>
-      </w:r>
-    </w:p>
-    <w:p>
-      <w:pPr>
-        <w:pStyle w:val="Heading3"/>
-      </w:pPr>
-      <w:r>
-        <w:t>llm.py</w:t>
-      </w:r>
-    </w:p>
-    <w:p>
-      <w:pPr>
-        <w:spacing w:after="160" w:line="276" w:lineRule="auto"/>
-      </w:pPr>
-      <w:r>
-        <w:t xml:space="preserve">Creates a LangChain </w:t>
-      </w:r>
-      <w:r>
-        <w:rPr>
-          <w:rFonts w:ascii="Consolas" w:hAnsi="Consolas"/>
-          <w:color w:val="C0392B"/>
-          <w:sz w:val="19"/>
-        </w:rPr>
-        <w:t>AzureChatOpenAI</w:t>
-      </w:r>
-      <w:r>
-        <w:t xml:space="preserve"> model configured for the </w:t>
-      </w:r>
-      <w:r>
-        <w:rPr>
-          <w:rFonts w:ascii="Consolas" w:hAnsi="Consolas"/>
-          <w:color w:val="C0392B"/>
-          <w:sz w:val="19"/>
-        </w:rPr>
-        <w:t>gpt-4.1</w:t>
-      </w:r>
-      <w:r>
-        <w:t xml:space="preserve"> deployment, used by the SQL generator for both SQL generation and result summaries.</w:t>
-      </w:r>
-    </w:p>
-    <w:p>
-      <w:pPr>
-        <w:pStyle w:val="Heading2"/>
-      </w:pPr>
-      <w:r>
-        <w:t>5.3 Database Layer (db/)</w:t>
-      </w:r>
-    </w:p>
-    <w:p>
-      <w:pPr>
-        <w:pStyle w:val="Heading3"/>
-      </w:pPr>
-      <w:r>
-        <w:t>db.py</w:t>
-      </w:r>
-    </w:p>
-    <w:p>
-      <w:pPr>
-        <w:spacing w:after="160" w:line="276" w:lineRule="auto"/>
-      </w:pPr>
-      <w:r>
-        <w:t xml:space="preserve">Provides </w:t>
-      </w:r>
-      <w:r>
-        <w:rPr>
-          <w:rFonts w:ascii="Consolas" w:hAnsi="Consolas"/>
-          <w:color w:val="C0392B"/>
-          <w:sz w:val="19"/>
-        </w:rPr>
-        <w:t>get_engine(database_name)</w:t>
-      </w:r>
-      <w:r>
-        <w:t xml:space="preserve"> – a factory that builds a SQLAlchemy engine for any PostgreSQL database. The password is URL-encoded to handle special characters, a 10-second connect timeout and 30-second statement timeout are applied, and </w:t>
-      </w:r>
-      <w:r>
-        <w:rPr>
-          <w:rFonts w:ascii="Consolas" w:hAnsi="Consolas"/>
-          <w:color w:val="C0392B"/>
-          <w:sz w:val="19"/>
-        </w:rPr>
-        <w:t>test_connection()</w:t>
-      </w:r>
-      <w:r>
-        <w:t xml:space="preserve"> is available for health checks. Connection settings (</w:t>
-      </w:r>
-      <w:r>
-        <w:rPr>
-          <w:rFonts w:ascii="Consolas" w:hAnsi="Consolas"/>
-          <w:color w:val="C0392B"/>
-          <w:sz w:val="19"/>
-        </w:rPr>
-        <w:t>DB_HOST</w:t>
-      </w:r>
-      <w:r>
-        <w:t xml:space="preserve">, </w:t>
-      </w:r>
-      <w:r>
-        <w:rPr>
-          <w:rFonts w:ascii="Consolas" w:hAnsi="Consolas"/>
-          <w:color w:val="C0392B"/>
-          <w:sz w:val="19"/>
-        </w:rPr>
-        <w:t>DB_PORT</w:t>
-      </w:r>
-      <w:r>
-        <w:t xml:space="preserve">, </w:t>
-      </w:r>
-      <w:r>
-        <w:rPr>
-          <w:rFonts w:ascii="Consolas" w:hAnsi="Consolas"/>
-          <w:color w:val="C0392B"/>
-          <w:sz w:val="19"/>
-        </w:rPr>
-        <w:t>DB_USER</w:t>
-      </w:r>
-      <w:r>
-        <w:t xml:space="preserve">, </w:t>
-      </w:r>
-      <w:r>
-        <w:rPr>
-          <w:rFonts w:ascii="Consolas" w:hAnsi="Consolas"/>
-          <w:color w:val="C0392B"/>
-          <w:sz w:val="19"/>
-        </w:rPr>
-        <w:t>DB_PASSWORD</w:t>
-      </w:r>
-      <w:r>
-        <w:t xml:space="preserve">, </w:t>
-      </w:r>
-      <w:r>
-        <w:rPr>
-          <w:rFonts w:ascii="Consolas" w:hAnsi="Consolas"/>
-          <w:color w:val="C0392B"/>
-          <w:sz w:val="19"/>
-        </w:rPr>
-        <w:t>DB_NAME</w:t>
-      </w:r>
-      <w:r>
-        <w:t xml:space="preserve">) come from </w:t>
-      </w:r>
-      <w:r>
-        <w:rPr>
-          <w:rFonts w:ascii="Consolas" w:hAnsi="Consolas"/>
-          <w:color w:val="C0392B"/>
-          <w:sz w:val="19"/>
-        </w:rPr>
-        <w:t>.env.local</w:t>
-      </w:r>
-      <w:r>
-        <w:t>.</w:t>
-      </w:r>
-    </w:p>
-    <w:p>
-      <w:pPr>
-        <w:pStyle w:val="Heading3"/>
-      </w:pPr>
-      <w:r>
-        <w:t>db_models.py</w:t>
-      </w:r>
-    </w:p>
-    <w:p>
-      <w:pPr>
-        <w:spacing w:after="160" w:line="276" w:lineRule="auto"/>
-      </w:pPr>
-      <w:r>
-        <w:t xml:space="preserve">Pydantic models for request/response validation. Key models include </w:t>
-      </w:r>
-      <w:r>
-        <w:rPr>
-          <w:rFonts w:ascii="Consolas" w:hAnsi="Consolas"/>
-          <w:color w:val="C0392B"/>
-          <w:sz w:val="19"/>
-        </w:rPr>
-        <w:t>QueryRequest</w:t>
-      </w:r>
-      <w:r>
-        <w:t xml:space="preserve"> (query + database) and </w:t>
-      </w:r>
-      <w:r>
-        <w:rPr>
-          <w:rFonts w:ascii="Consolas" w:hAnsi="Consolas"/>
-          <w:color w:val="C0392B"/>
-          <w:sz w:val="19"/>
-        </w:rPr>
-        <w:t>QueryResponse</w:t>
-      </w:r>
-      <w:r>
-        <w:t>, which carries the generated SQL, results, summary, tables involved, join path, confidence, execution time, tokens used, complexity and any execution error. Additional models describe columns, table info, schemas and table data.</w:t>
-      </w:r>
-    </w:p>
-    <w:p>
-      <w:pPr>
-        <w:pStyle w:val="Heading2"/>
-      </w:pPr>
-      <w:r>
-        <w:t>5.4 Core Modules (core/)</w:t>
-      </w:r>
-    </w:p>
-    <w:p>
-      <w:pPr>
-        <w:pStyle w:val="Heading3"/>
-      </w:pPr>
-      <w:r>
-        <w:t>embedder.py</w:t>
-      </w:r>
-    </w:p>
-    <w:p>
-      <w:pPr>
-        <w:spacing w:after="160" w:line="276" w:lineRule="auto"/>
-      </w:pPr>
-      <w:r>
-        <w:rPr>
-          <w:rFonts w:ascii="Consolas" w:hAnsi="Consolas"/>
-          <w:color w:val="C0392B"/>
-          <w:sz w:val="19"/>
-        </w:rPr>
-        <w:t>DatabaseEmbedder</w:t>
-      </w:r>
-      <w:r>
-        <w:t xml:space="preserve"> turns table schemas into text and embeds them with Azure OpenAI. Embedding requests run concurrently, bounded by a semaphore (</w:t>
-      </w:r>
-      <w:r>
-        <w:rPr>
-          <w:rFonts w:ascii="Consolas" w:hAnsi="Consolas"/>
-          <w:color w:val="C0392B"/>
-          <w:sz w:val="19"/>
-        </w:rPr>
-        <w:t>EMBEDDING_CONCURRENCY</w:t>
-      </w:r>
-      <w:r>
-        <w:t xml:space="preserve">, default 10). It embeds individual tables, whole databases or all databases at once, persists results through the vector store, and exposes </w:t>
-      </w:r>
-      <w:r>
-        <w:rPr>
-          <w:rFonts w:ascii="Consolas" w:hAnsi="Consolas"/>
-          <w:color w:val="C0392B"/>
-          <w:sz w:val="19"/>
-        </w:rPr>
-        <w:t>search_similar_tables()</w:t>
-      </w:r>
-      <w:r>
-        <w:t xml:space="preserve"> for semantic retrieval. Implemented as a singleton via </w:t>
-      </w:r>
-      <w:r>
-        <w:rPr>
-          <w:rFonts w:ascii="Consolas" w:hAnsi="Consolas"/>
-          <w:color w:val="C0392B"/>
-          <w:sz w:val="19"/>
-        </w:rPr>
-        <w:t>get_embedder()</w:t>
-      </w:r>
-      <w:r>
-        <w:t>.</w:t>
-      </w:r>
-    </w:p>
-    <w:p>
-      <w:pPr>
-        <w:pStyle w:val="Heading3"/>
-      </w:pPr>
-      <w:r>
-        <w:t>vector_store.py</w:t>
-      </w:r>
-    </w:p>
-    <w:p>
-      <w:pPr>
-        <w:spacing w:after="160" w:line="276" w:lineRule="auto"/>
-      </w:pPr>
-      <w:r>
-        <w:rPr>
-          <w:rFonts w:ascii="Consolas" w:hAnsi="Consolas"/>
-          <w:color w:val="C0392B"/>
-          <w:sz w:val="19"/>
-        </w:rPr>
-        <w:t>VectorStore</w:t>
-      </w:r>
-      <w:r>
-        <w:t xml:space="preserve"> manages one FAISS </w:t>
-      </w:r>
-      <w:r>
-        <w:rPr>
-          <w:rFonts w:ascii="Consolas" w:hAnsi="Consolas"/>
-          <w:color w:val="C0392B"/>
-          <w:sz w:val="19"/>
-        </w:rPr>
-        <w:t>IndexFlatL2</w:t>
-      </w:r>
-      <w:r>
-        <w:t xml:space="preserve"> index per database. It builds indices from embeddings, persists them to the </w:t>
-      </w:r>
-      <w:r>
-        <w:rPr>
-          <w:rFonts w:ascii="Consolas" w:hAnsi="Consolas"/>
-          <w:color w:val="C0392B"/>
-          <w:sz w:val="19"/>
-        </w:rPr>
-        <w:t>embeddings/</w:t>
-      </w:r>
-      <w:r>
-        <w:t xml:space="preserve"> directory as </w:t>
-      </w:r>
-      <w:r>
-        <w:rPr>
-          <w:rFonts w:ascii="Consolas" w:hAnsi="Consolas"/>
-          <w:color w:val="C0392B"/>
-          <w:sz w:val="19"/>
-        </w:rPr>
-        <w:t>&lt;db&gt;_index.faiss</w:t>
-      </w:r>
-      <w:r>
-        <w:t xml:space="preserve"> + </w:t>
-      </w:r>
-      <w:r>
-        <w:rPr>
-          <w:rFonts w:ascii="Consolas" w:hAnsi="Consolas"/>
-          <w:color w:val="C0392B"/>
-          <w:sz w:val="19"/>
-        </w:rPr>
-        <w:t>&lt;db&gt;_metadata.json</w:t>
-      </w:r>
-      <w:r>
-        <w:t>, reloads them on startup, and performs threshold-filtered similarity search (default L2 distance ≤ 2.5) returning the top-k tables.</w:t>
-      </w:r>
-    </w:p>
-    <w:p>
-      <w:pPr>
-        <w:pStyle w:val="Heading3"/>
-      </w:pPr>
-      <w:r>
-        <w:t>sql_generator.py</w:t>
-      </w:r>
-    </w:p>
-    <w:p>
-      <w:pPr>
-        <w:spacing w:after="160" w:line="276" w:lineRule="auto"/>
-      </w:pPr>
-      <w:r>
-        <w:rPr>
-          <w:rFonts w:ascii="Consolas" w:hAnsi="Consolas"/>
-          <w:color w:val="C0392B"/>
-          <w:sz w:val="19"/>
-        </w:rPr>
-        <w:t>SQLGenerator</w:t>
-      </w:r>
-      <w:r>
-        <w:t xml:space="preserve"> builds a prompt from the schema/join context and invokes the LLM. It parses the structured response into three parts: a </w:t>
-      </w:r>
-      <w:r>
-        <w:rPr>
-          <w:rFonts w:ascii="Consolas" w:hAnsi="Consolas"/>
-          <w:color w:val="C0392B"/>
-          <w:sz w:val="19"/>
-        </w:rPr>
-        <w:t>DANGEROUS</w:t>
-      </w:r>
-      <w:r>
-        <w:t xml:space="preserve"> flag, a </w:t>
-      </w:r>
-      <w:r>
-        <w:rPr>
-          <w:rFonts w:ascii="Consolas" w:hAnsi="Consolas"/>
-          <w:color w:val="C0392B"/>
-          <w:sz w:val="19"/>
-        </w:rPr>
-        <w:t>REASON</w:t>
-      </w:r>
-      <w:r>
-        <w:t xml:space="preserve">, and the </w:t>
-      </w:r>
-      <w:r>
-        <w:rPr>
-          <w:rFonts w:ascii="Consolas" w:hAnsi="Consolas"/>
-          <w:color w:val="C0392B"/>
-          <w:sz w:val="19"/>
-        </w:rPr>
-        <w:t>SQL</w:t>
-      </w:r>
-      <w:r>
-        <w:t xml:space="preserve"> statement; strips any markdown fences; and extracts token usage. Returns </w:t>
-      </w:r>
-      <w:r>
-        <w:rPr>
-          <w:rFonts w:ascii="Consolas" w:hAnsi="Consolas"/>
-          <w:color w:val="C0392B"/>
-          <w:sz w:val="19"/>
-        </w:rPr>
-        <w:t>(sql, tokens, is_dangerous, danger_reason)</w:t>
-      </w:r>
-      <w:r>
-        <w:t xml:space="preserve">. Singleton via </w:t>
-      </w:r>
-      <w:r>
-        <w:rPr>
-          <w:rFonts w:ascii="Consolas" w:hAnsi="Consolas"/>
-          <w:color w:val="C0392B"/>
-          <w:sz w:val="19"/>
-        </w:rPr>
-        <w:t>get_sql_generator()</w:t>
-      </w:r>
-      <w:r>
-        <w:t>.</w:t>
-      </w:r>
-    </w:p>
-    <w:p>
-      <w:pPr>
-        <w:pStyle w:val="Heading3"/>
-      </w:pPr>
-      <w:r>
-        <w:t>query_executor.py</w:t>
-      </w:r>
-    </w:p>
-    <w:p>
-      <w:pPr>
-        <w:spacing w:after="160" w:line="276" w:lineRule="auto"/>
-      </w:pPr>
-      <w:r>
-        <w:rPr>
-          <w:rFonts w:ascii="Consolas" w:hAnsi="Consolas"/>
-          <w:color w:val="C0392B"/>
-          <w:sz w:val="19"/>
-        </w:rPr>
-        <w:t>QueryExecutor</w:t>
-      </w:r>
-      <w:r>
-        <w:t xml:space="preserve"> validates and runs SQL. </w:t>
-      </w:r>
-      <w:r>
-        <w:rPr>
-          <w:rFonts w:ascii="Consolas" w:hAnsi="Consolas"/>
-          <w:color w:val="C0392B"/>
-          <w:sz w:val="19"/>
-        </w:rPr>
-        <w:t>validate_query()</w:t>
-      </w:r>
-      <w:r>
-        <w:t xml:space="preserve"> rejects anything that is not a </w:t>
-      </w:r>
-      <w:r>
-        <w:rPr>
-          <w:rFonts w:ascii="Consolas" w:hAnsi="Consolas"/>
-          <w:color w:val="C0392B"/>
-          <w:sz w:val="19"/>
-        </w:rPr>
-        <w:t>SELECT</w:t>
-      </w:r>
-      <w:r>
-        <w:t xml:space="preserve"> and blocks dangerous keywords (DROP, DELETE, TRUNCATE, ALTER, CREATE, INSERT, UPDATE). </w:t>
-      </w:r>
-      <w:r>
-        <w:rPr>
-          <w:rFonts w:ascii="Consolas" w:hAnsi="Consolas"/>
-          <w:color w:val="C0392B"/>
-          <w:sz w:val="19"/>
-        </w:rPr>
-        <w:t>execute_query()</w:t>
-      </w:r>
-      <w:r>
-        <w:t xml:space="preserve"> adds a </w:t>
-      </w:r>
-      <w:r>
-        <w:rPr>
-          <w:rFonts w:ascii="Consolas" w:hAnsi="Consolas"/>
-          <w:color w:val="C0392B"/>
-          <w:sz w:val="19"/>
-        </w:rPr>
-        <w:t>LIMIT</w:t>
-      </w:r>
-      <w:r>
-        <w:t xml:space="preserve"> if missing, runs the statement against the target database, and returns rows as a list of dicts plus any error message.</w:t>
-      </w:r>
-    </w:p>
-    <w:p>
-      <w:pPr>
-        <w:pStyle w:val="Heading3"/>
-      </w:pPr>
-      <w:r>
-        <w:t>file_handler.py</w:t>
-      </w:r>
-    </w:p>
-    <w:p>
-      <w:pPr>
-        <w:spacing w:after="160" w:line="276" w:lineRule="auto"/>
-      </w:pPr>
-      <w:r>
-        <w:rPr>
-          <w:rFonts w:ascii="Consolas" w:hAnsi="Consolas"/>
-          <w:color w:val="C0392B"/>
-          <w:sz w:val="19"/>
-        </w:rPr>
-        <w:t>FileUploadHandler</w:t>
-      </w:r>
-      <w:r>
-        <w:t xml:space="preserve"> ingests CSV/Excel uploads with pandas. It sanitises column names, replaces hyphens/spaces with underscores, and creates a PostgreSQL table named </w:t>
-      </w:r>
-      <w:r>
-        <w:rPr>
-          <w:rFonts w:ascii="Consolas" w:hAnsi="Consolas"/>
-          <w:color w:val="C0392B"/>
-          <w:sz w:val="19"/>
-        </w:rPr>
-        <w:t>uploaded__&lt;file&gt;_&lt;uuid&gt;</w:t>
-      </w:r>
-      <w:r>
-        <w:t xml:space="preserve"> via </w:t>
-      </w:r>
-      <w:r>
-        <w:rPr>
-          <w:rFonts w:ascii="Consolas" w:hAnsi="Consolas"/>
-          <w:color w:val="C0392B"/>
-          <w:sz w:val="19"/>
-        </w:rPr>
-        <w:t>DataFrame.to_sql</w:t>
-      </w:r>
-      <w:r>
-        <w:t xml:space="preserve">. </w:t>
-      </w:r>
-      <w:r>
-        <w:rPr>
-          <w:rFonts w:ascii="Consolas" w:hAnsi="Consolas"/>
-          <w:color w:val="C0392B"/>
-          <w:sz w:val="19"/>
-        </w:rPr>
-        <w:t>get_uploaded_tables()</w:t>
-      </w:r>
-      <w:r>
-        <w:t xml:space="preserve"> discovers uploaded tables directly from </w:t>
-      </w:r>
-      <w:r>
-        <w:rPr>
-          <w:rFonts w:ascii="Consolas" w:hAnsi="Consolas"/>
-          <w:color w:val="C0392B"/>
-          <w:sz w:val="19"/>
-        </w:rPr>
-        <w:t>information_schema</w:t>
-      </w:r>
-      <w:r>
-        <w:t xml:space="preserve"> so they survive server restarts. It also supports deleting individual tables and bulk cleanup.</w:t>
-      </w:r>
-    </w:p>
-    <w:p>
-      <w:pPr>
-        <w:pStyle w:val="Heading2"/>
-      </w:pPr>
-      <w:r>
-        <w:t>5.5 Utilities (utils/)</w:t>
-      </w:r>
-    </w:p>
-    <w:p>
-      <w:pPr>
-        <w:spacing w:after="160" w:line="276" w:lineRule="auto"/>
-      </w:pPr>
-      <w:r>
-        <w:rPr>
-          <w:b/>
-        </w:rPr>
-        <w:t>metadata.py</w:t>
-      </w:r>
-      <w:r>
-        <w:t xml:space="preserve"> – introspects each database with SQLAlchemy's inspector to build per-table metadata: columns (type, nullability, primary key, default), foreign-key relationships and constraints.</w:t>
-      </w:r>
-    </w:p>
-    <w:p>
-      <w:pPr>
-        <w:spacing w:after="160" w:line="276" w:lineRule="auto"/>
-      </w:pPr>
-      <w:r>
-        <w:rPr>
-          <w:b/>
-        </w:rPr>
-        <w:t>join_graph.py</w:t>
-      </w:r>
-      <w:r>
-        <w:t xml:space="preserve"> – builds a join graph of foreign-key relationships per database, finds join paths between tables (BFS), and extracts the join path actually used from a generated SQL statement.</w:t>
-      </w:r>
-    </w:p>
-    <w:p>
-      <w:pPr>
-        <w:spacing w:after="160" w:line="276" w:lineRule="auto"/>
-      </w:pPr>
-      <w:r>
-        <w:rPr>
-          <w:b/>
-        </w:rPr>
-        <w:t>prompt_builder.py</w:t>
-      </w:r>
-      <w:r>
-        <w:t xml:space="preserve"> – composes the SQL-generation prompt: formats table schemas, builds join context between relevant tables, and embeds explicit instructions plus the required </w:t>
-      </w:r>
-      <w:r>
-        <w:rPr>
-          <w:rFonts w:ascii="Consolas" w:hAnsi="Consolas"/>
-          <w:color w:val="C0392B"/>
-          <w:sz w:val="19"/>
-        </w:rPr>
-        <w:t>DANGEROUS / REASON / SQL</w:t>
-      </w:r>
-      <w:r>
-        <w:t xml:space="preserve"> response format.</w:t>
-      </w:r>
-    </w:p>
-    <w:p>
-      <w:pPr>
-        <w:spacing w:after="160" w:line="276" w:lineRule="auto"/>
-      </w:pPr>
-      <w:r>
-        <w:rPr>
-          <w:b/>
-        </w:rPr>
-        <w:t>state.py</w:t>
-      </w:r>
-      <w:r>
-        <w:t xml:space="preserve"> – holds in-memory shared state (</w:t>
-      </w:r>
-      <w:r>
-        <w:rPr>
-          <w:rFonts w:ascii="Consolas" w:hAnsi="Consolas"/>
-          <w:color w:val="C0392B"/>
-          <w:sz w:val="19"/>
-        </w:rPr>
-        <w:t>_JOIN_GRAPHS</w:t>
-      </w:r>
-      <w:r>
-        <w:t xml:space="preserve">, </w:t>
-      </w:r>
-      <w:r>
-        <w:rPr>
-          <w:rFonts w:ascii="Consolas" w:hAnsi="Consolas"/>
-          <w:color w:val="C0392B"/>
-          <w:sz w:val="19"/>
-        </w:rPr>
-        <w:t>_METADATA</w:t>
-      </w:r>
-      <w:r>
-        <w:t>) with getters/setters so routes can access data built at startup.</w:t>
-      </w:r>
-    </w:p>
-    <w:p>
-      <w:pPr>
-        <w:spacing w:after="160" w:line="276" w:lineRule="auto"/>
-      </w:pPr>
-      <w:r>
-        <w:rPr>
-          <w:b/>
-        </w:rPr>
-        <w:t>logger.py</w:t>
-      </w:r>
-      <w:r>
-        <w:t xml:space="preserve"> – writes per-session query logs to </w:t>
-      </w:r>
-      <w:r>
-        <w:rPr>
-          <w:rFonts w:ascii="Consolas" w:hAnsi="Consolas"/>
-          <w:color w:val="C0392B"/>
-          <w:sz w:val="19"/>
-        </w:rPr>
-        <w:t>logs/queries/</w:t>
-      </w:r>
-      <w:r>
-        <w:t xml:space="preserve"> and cleans them up on shutdown.</w:t>
-      </w:r>
-    </w:p>
-    <w:p>
-      <w:pPr>
-        <w:pStyle w:val="Heading2"/>
-      </w:pPr>
-      <w:r>
-        <w:t>5.6 API Routes (routes/)</w:t>
-      </w:r>
-    </w:p>
-    <w:p>
-      <w:pPr>
-        <w:spacing w:after="160" w:line="276" w:lineRule="auto"/>
-      </w:pPr>
-      <w:r>
-        <w:rPr>
-          <w:b/>
-        </w:rPr>
-        <w:t>query.py</w:t>
-      </w:r>
-      <w:r>
-        <w:t xml:space="preserve"> – the core </w:t>
-      </w:r>
-      <w:r>
-        <w:rPr>
-          <w:rFonts w:ascii="Consolas" w:hAnsi="Consolas"/>
-          <w:color w:val="C0392B"/>
-          <w:sz w:val="19"/>
-        </w:rPr>
-        <w:t>POST /query</w:t>
-      </w:r>
-      <w:r>
-        <w:t xml:space="preserve"> pipeline (embed → filter → join graph → generate → execute → summarise) plus </w:t>
-      </w:r>
-      <w:r>
-        <w:rPr>
-          <w:rFonts w:ascii="Consolas" w:hAnsi="Consolas"/>
-          <w:color w:val="C0392B"/>
-          <w:sz w:val="19"/>
-        </w:rPr>
-        <w:t>GET /query/search-tables</w:t>
-      </w:r>
-      <w:r>
-        <w:t xml:space="preserve"> for table search. It also computes a query-complexity rating (Simple → Very Complex) from the SQL.</w:t>
-      </w:r>
-    </w:p>
-    <w:p>
-      <w:pPr>
-        <w:spacing w:after="160" w:line="276" w:lineRule="auto"/>
-      </w:pPr>
-      <w:r>
-        <w:rPr>
-          <w:b/>
-        </w:rPr>
-        <w:t>database/main.py</w:t>
-      </w:r>
-      <w:r>
-        <w:t xml:space="preserve"> – database discovery and schema introspection endpoints under </w:t>
-      </w:r>
-      <w:r>
-        <w:rPr>
-          <w:rFonts w:ascii="Consolas" w:hAnsi="Consolas"/>
-          <w:color w:val="C0392B"/>
-          <w:sz w:val="19"/>
-        </w:rPr>
-        <w:t>/databases</w:t>
-      </w:r>
-      <w:r>
-        <w:t>.</w:t>
-      </w:r>
-    </w:p>
-    <w:p>
-      <w:pPr>
-        <w:spacing w:after="160" w:line="276" w:lineRule="auto"/>
-      </w:pPr>
-      <w:r>
-        <w:rPr>
-          <w:b/>
-        </w:rPr>
-        <w:t>upload.py</w:t>
-      </w:r>
-      <w:r>
-        <w:t xml:space="preserve"> – file-upload endpoints under </w:t>
-      </w:r>
-      <w:r>
-        <w:rPr>
-          <w:rFonts w:ascii="Consolas" w:hAnsi="Consolas"/>
-          <w:color w:val="C0392B"/>
-          <w:sz w:val="19"/>
-        </w:rPr>
-        <w:t>/upload</w:t>
-      </w:r>
-      <w:r>
-        <w:t xml:space="preserve"> (upload, list, delete uploaded tables).</w:t>
-      </w:r>
-    </w:p>
-    <w:p>
-      <w:pPr>
-        <w:spacing w:after="160" w:line="276" w:lineRule="auto"/>
-      </w:pPr>
-      <w:r>
-        <w:rPr>
-          <w:b/>
-        </w:rPr>
-        <w:t>metadata.py</w:t>
-      </w:r>
-      <w:r>
-        <w:t xml:space="preserve"> – exposes the cached metadata under </w:t>
-      </w:r>
-      <w:r>
-        <w:rPr>
-          <w:rFonts w:ascii="Consolas" w:hAnsi="Consolas"/>
-          <w:color w:val="C0392B"/>
-          <w:sz w:val="19"/>
-        </w:rPr>
-        <w:t>/metadata</w:t>
-      </w:r>
-      <w:r>
-        <w:t>.</w:t>
-      </w:r>
-    </w:p>
-    <w:p>
-      <w:pPr>
-        <w:spacing w:after="160" w:line="276" w:lineRule="auto"/>
-      </w:pPr>
-      <w:r>
-        <w:rPr>
-          <w:b/>
-        </w:rPr>
-        <w:t>join_graphs.py</w:t>
-      </w:r>
-      <w:r>
-        <w:t xml:space="preserve"> – exposes the cached join graphs under </w:t>
-      </w:r>
-      <w:r>
-        <w:rPr>
-          <w:rFonts w:ascii="Consolas" w:hAnsi="Consolas"/>
-          <w:color w:val="C0392B"/>
-          <w:sz w:val="19"/>
-        </w:rPr>
-        <w:t>/join-graphs</w:t>
-      </w:r>
-      <w:r>
-        <w:t>.</w:t>
-      </w:r>
-    </w:p>
-    <w:p>
-      <w:r>
-        <w:br w:type="page"/>
-      </w:r>
-    </w:p>
-    <w:p>
-      <w:pPr>
-        <w:pStyle w:val="Heading1"/>
-      </w:pPr>
-      <w:r>
-        <w:t>6. Frontend Documentation</w:t>
-      </w:r>
-    </w:p>
-    <w:p>
-      <w:pPr>
-        <w:spacing w:after="160" w:line="276" w:lineRule="auto"/>
-      </w:pPr>
-      <w:r>
-        <w:t xml:space="preserve">The frontend is a React 18 single-page app created with Create React App. </w:t>
-      </w:r>
-      <w:r>
-        <w:rPr>
-          <w:rFonts w:ascii="Consolas" w:hAnsi="Consolas"/>
-          <w:color w:val="C0392B"/>
-          <w:sz w:val="19"/>
-        </w:rPr>
-        <w:t>App.js</w:t>
-      </w:r>
-      <w:r>
-        <w:t xml:space="preserve"> is the root component; it manages global UI state (active view, selected database, query results, modals) and persists the selected database in </w:t>
-      </w:r>
-      <w:r>
-        <w:rPr>
-          <w:rFonts w:ascii="Consolas" w:hAnsi="Consolas"/>
-          <w:color w:val="C0392B"/>
-          <w:sz w:val="19"/>
-        </w:rPr>
-        <w:t>localStorage</w:t>
-      </w:r>
-      <w:r>
-        <w:t>. It renders a sidebar plus one of three main views: Query, Schema and Data.</w:t>
-      </w:r>
-    </w:p>
-    <w:p>
-      <w:pPr>
-        <w:pStyle w:val="Heading2"/>
-      </w:pPr>
-      <w:r>
-        <w:t>6.1 Components</w:t>
+        <w:t>8. Troubleshooting</w:t>
       </w:r>
     </w:p>
     <w:tbl>
@@ -2207,34 +1511,26 @@
         <w:tc>
           <w:tcPr>
             <w:tcW w:type="dxa" w:w="4320"/>
-            <w:shd w:val="clear" w:color="auto" w:fill="1F4E79"/>
           </w:tcPr>
           <w:p>
-            <w:r/>
             <w:r>
               <w:rPr>
                 <w:b/>
-                <w:color w:val="FFFFFF"/>
-                <w:sz w:val="20"/>
               </w:rPr>
-              <w:t>Component</w:t>
+              <w:t>Symptom</w:t>
             </w:r>
           </w:p>
         </w:tc>
         <w:tc>
           <w:tcPr>
             <w:tcW w:type="dxa" w:w="4320"/>
-            <w:shd w:val="clear" w:color="auto" w:fill="1F4E79"/>
           </w:tcPr>
           <w:p>
-            <w:r/>
             <w:r>
               <w:rPr>
                 <w:b/>
-                <w:color w:val="FFFFFF"/>
-                <w:sz w:val="20"/>
               </w:rPr>
-              <w:t>Responsibility</w:t>
+              <w:t>Fix</w:t>
             </w:r>
           </w:p>
         </w:tc>
@@ -2246,12 +1542,7 @@
           </w:tcPr>
           <w:p>
             <w:r>
-              <w:rPr>
-                <w:rFonts w:ascii="Consolas" w:hAnsi="Consolas"/>
-                <w:b/>
-                <w:sz w:val="18"/>
-              </w:rPr>
-              <w:t>App.js</w:t>
+              <w:t>Port 8000/3000 in use</w:t>
             </w:r>
           </w:p>
         </w:tc>
@@ -2261,24 +1552,7 @@
           </w:tcPr>
           <w:p>
             <w:r>
-              <w:rPr>
-                <w:sz w:val="18"/>
-              </w:rPr>
-              <w:t xml:space="preserve">Root component; view switching, query submission to </w:t>
-            </w:r>
-            <w:r>
-              <w:rPr>
-                <w:rFonts w:ascii="Consolas" w:hAnsi="Consolas"/>
-                <w:color w:val="C0392B"/>
-                <w:sz w:val="18"/>
-              </w:rPr>
-              <w:t>POST /query</w:t>
-            </w:r>
-            <w:r>
-              <w:rPr>
-                <w:sz w:val="18"/>
-              </w:rPr>
-              <w:t>, global state.</w:t>
+              <w:t>Kill the listeners; also kill any stale uvicorn multiprocessing-fork child.</w:t>
             </w:r>
           </w:p>
         </w:tc>
@@ -2290,12 +1564,7 @@
           </w:tcPr>
           <w:p>
             <w:r>
-              <w:rPr>
-                <w:rFonts w:ascii="Consolas" w:hAnsi="Consolas"/>
-                <w:b/>
-                <w:sz w:val="18"/>
-              </w:rPr>
-              <w:t>Sidebar.js</w:t>
+              <w:t>Frontend didn't start from main.py</w:t>
             </w:r>
           </w:p>
         </w:tc>
@@ -2305,10 +1574,7 @@
           </w:tcPr>
           <w:p>
             <w:r>
-              <w:rPr>
-                <w:sz w:val="18"/>
-              </w:rPr>
-              <w:t>Left navigation; switches between Query/Schema/Data views and opens the upload modal.</w:t>
+              <w:t>Ensure npm is on PATH and frontend/node_modules exists.</w:t>
             </w:r>
           </w:p>
         </w:tc>
@@ -2320,12 +1586,7 @@
           </w:tcPr>
           <w:p>
             <w:r>
-              <w:rPr>
-                <w:rFonts w:ascii="Consolas" w:hAnsi="Consolas"/>
-                <w:b/>
-                <w:sz w:val="18"/>
-              </w:rPr>
-              <w:t>QueryResultsPanel.js</w:t>
+              <w:t>UnicodeEncodeError printing emoji</w:t>
             </w:r>
           </w:p>
         </w:tc>
@@ -2335,10 +1596,7 @@
           </w:tcPr>
           <w:p>
             <w:r>
-              <w:rPr>
-                <w:sz w:val="18"/>
-              </w:rPr>
-              <w:t>Tabbed panel of query results; database selector; new-query and clear-all actions.</w:t>
+              <w:t>Run with UTF-8: $env:PYTHONUTF8=1; $env:PYTHONIOENCODING='utf-8'.</w:t>
             </w:r>
           </w:p>
         </w:tc>
@@ -2350,12 +1608,7 @@
           </w:tcPr>
           <w:p>
             <w:r>
-              <w:rPr>
-                <w:rFonts w:ascii="Consolas" w:hAnsi="Consolas"/>
-                <w:b/>
-                <w:sz w:val="18"/>
-              </w:rPr>
-              <w:t>QueryModal.js</w:t>
+              <w:t>python opens Microsoft Store</w:t>
             </w:r>
           </w:p>
         </w:tc>
@@ -2365,10 +1618,7 @@
           </w:tcPr>
           <w:p>
             <w:r>
-              <w:rPr>
-                <w:sz w:val="18"/>
-              </w:rPr>
-              <w:t>Modal for composing and submitting a natural-language query.</w:t>
+              <w:t>Use the venv interpreter: .\.venv\Scripts\python.exe.</w:t>
             </w:r>
           </w:p>
         </w:tc>
@@ -2380,12 +1630,7 @@
           </w:tcPr>
           <w:p>
             <w:r>
-              <w:rPr>
-                <w:rFonts w:ascii="Consolas" w:hAnsi="Consolas"/>
-                <w:b/>
-                <w:sz w:val="18"/>
-              </w:rPr>
-              <w:t>ChatMessage.js</w:t>
+              <w:t>401 / auth errors from Azure</w:t>
             </w:r>
           </w:p>
         </w:tc>
@@ -2395,10 +1640,7 @@
           </w:tcPr>
           <w:p>
             <w:r>
-              <w:rPr>
-                <w:sz w:val="18"/>
-              </w:rPr>
-              <w:t>Renders a single query result: SQL, metrics, table; copy-SQL and download-CSV actions.</w:t>
+              <w:t>Check endpoint, key, API version, and deployment names.</w:t>
             </w:r>
           </w:p>
         </w:tc>
@@ -2410,12 +1652,7 @@
           </w:tcPr>
           <w:p>
             <w:r>
-              <w:rPr>
-                <w:rFonts w:ascii="Consolas" w:hAnsi="Consolas"/>
-                <w:b/>
-                <w:sz w:val="18"/>
-              </w:rPr>
-              <w:t>DatabaseSchemaView.js</w:t>
+              <w:t>connection refused / DB fails</w:t>
             </w:r>
           </w:p>
         </w:tc>
@@ -2425,10 +1662,7 @@
           </w:tcPr>
           <w:p>
             <w:r>
-              <w:rPr>
-                <w:sz w:val="18"/>
-              </w:rPr>
-              <w:t>Browses databases and tables, including uploaded files, with expandable schemas.</w:t>
+              <w:t>Verify PostgreSQL on localhost:5432 and DB_* values.</w:t>
             </w:r>
           </w:p>
         </w:tc>
@@ -2440,12 +1674,7 @@
           </w:tcPr>
           <w:p>
             <w:r>
-              <w:rPr>
-                <w:rFonts w:ascii="Consolas" w:hAnsi="Consolas"/>
-                <w:b/>
-                <w:sz w:val="18"/>
-              </w:rPr>
-              <w:t>ViewDataTable.js</w:t>
+              <w:t>password authentication failed</w:t>
             </w:r>
           </w:p>
         </w:tc>
@@ -2455,10 +1684,7 @@
           </w:tcPr>
           <w:p>
             <w:r>
-              <w:rPr>
-                <w:sz w:val="18"/>
-              </w:rPr>
-              <w:t>Displays live rows from a selected table.</w:t>
+              <w:t>Check DB_USER / DB_PASSWORD in .env.local.</w:t>
             </w:r>
           </w:p>
         </w:tc>
@@ -2470,12 +1696,7 @@
           </w:tcPr>
           <w:p>
             <w:r>
-              <w:rPr>
-                <w:rFonts w:ascii="Consolas" w:hAnsi="Consolas"/>
-                <w:b/>
-                <w:sz w:val="18"/>
-              </w:rPr>
-              <w:t>FullScreenTableModal.js</w:t>
+              <w:t>Uploaded tables vanished after restart</w:t>
             </w:r>
           </w:p>
         </w:tc>
@@ -2485,10 +1706,7 @@
           </w:tcPr>
           <w:p>
             <w:r>
-              <w:rPr>
-                <w:sz w:val="18"/>
-              </w:rPr>
-              <w:t>Full-screen view of a result/data table.</w:t>
+              <w:t>Upload-created DBs are dropped on startup by design; upload into an existing DB to persist.</w:t>
             </w:r>
           </w:p>
         </w:tc>
@@ -2500,12 +1718,7 @@
           </w:tcPr>
           <w:p>
             <w:r>
-              <w:rPr>
-                <w:rFonts w:ascii="Consolas" w:hAnsi="Consolas"/>
-                <w:b/>
-                <w:sz w:val="18"/>
-              </w:rPr>
-              <w:t>FileUploadModal.js</w:t>
+              <w:t>name 'Path' is not defined when uploading</w:t>
             </w:r>
           </w:p>
         </w:tc>
@@ -2515,97 +1728,7 @@
           </w:tcPr>
           <w:p>
             <w:r>
-              <w:rPr>
-                <w:sz w:val="18"/>
-              </w:rPr>
-              <w:t>Drag-and-drop CSV/Excel upload to a target database.</w:t>
-            </w:r>
-          </w:p>
-        </w:tc>
-      </w:tr>
-    </w:tbl>
-    <w:p>
-      <w:r>
-        <w:br w:type="page"/>
-      </w:r>
-    </w:p>
-    <w:p>
-      <w:pPr>
-        <w:pStyle w:val="Heading1"/>
-      </w:pPr>
-      <w:r>
-        <w:t>7. API Reference</w:t>
-      </w:r>
-    </w:p>
-    <w:p>
-      <w:pPr>
-        <w:spacing w:after="160" w:line="276" w:lineRule="auto"/>
-      </w:pPr>
-      <w:r>
-        <w:t>All endpoints are served from the FastAPI backend at http://localhost:8000. Interactive docs are available at /docs (Swagger UI).</w:t>
-      </w:r>
-    </w:p>
-    <w:tbl>
-      <w:tblPr>
-        <w:tblStyle w:val="LightGrid-Accent1"/>
-        <w:tblW w:type="auto" w:w="0"/>
-        <w:jc w:val="center"/>
-        <w:tblLook w:firstColumn="1" w:firstRow="1" w:lastColumn="0" w:lastRow="0" w:noHBand="0" w:noVBand="1" w:val="04A0"/>
-      </w:tblPr>
-      <w:tblGrid>
-        <w:gridCol w:w="2880"/>
-        <w:gridCol w:w="2880"/>
-        <w:gridCol w:w="2880"/>
-      </w:tblGrid>
-      <w:tr>
-        <w:tc>
-          <w:tcPr>
-            <w:tcW w:type="dxa" w:w="2880"/>
-            <w:shd w:val="clear" w:color="auto" w:fill="1F4E79"/>
-          </w:tcPr>
-          <w:p>
-            <w:r/>
-            <w:r>
-              <w:rPr>
-                <w:b/>
-                <w:color w:val="FFFFFF"/>
-                <w:sz w:val="20"/>
-              </w:rPr>
-              <w:t>Method</w:t>
-            </w:r>
-          </w:p>
-        </w:tc>
-        <w:tc>
-          <w:tcPr>
-            <w:tcW w:type="dxa" w:w="2880"/>
-            <w:shd w:val="clear" w:color="auto" w:fill="1F4E79"/>
-          </w:tcPr>
-          <w:p>
-            <w:r/>
-            <w:r>
-              <w:rPr>
-                <w:b/>
-                <w:color w:val="FFFFFF"/>
-                <w:sz w:val="20"/>
-              </w:rPr>
-              <w:t>Endpoint</w:t>
-            </w:r>
-          </w:p>
-        </w:tc>
-        <w:tc>
-          <w:tcPr>
-            <w:tcW w:type="dxa" w:w="2880"/>
-            <w:shd w:val="clear" w:color="auto" w:fill="1F4E79"/>
-          </w:tcPr>
-          <w:p>
-            <w:r/>
-            <w:r>
-              <w:rPr>
-                <w:b/>
-                <w:color w:val="FFFFFF"/>
-                <w:sz w:val="20"/>
-              </w:rPr>
-              <w:t>Description</w:t>
+              <w:t>backend/routes/upload.py must import Path (from pathlib import Path).</w:t>
             </w:r>
           </w:p>
         </w:tc>
@@ -2613,558 +1736,21 @@
       <w:tr>
         <w:tc>
           <w:tcPr>
-            <w:tcW w:type="dxa" w:w="2880"/>
+            <w:tcW w:type="dxa" w:w="4320"/>
           </w:tcPr>
           <w:p>
             <w:r>
-              <w:rPr>
-                <w:b/>
-                <w:sz w:val="18"/>
-              </w:rPr>
-              <w:t>POST</w:t>
+              <w:t>CRA asks to use another port</w:t>
             </w:r>
           </w:p>
         </w:tc>
         <w:tc>
           <w:tcPr>
-            <w:tcW w:type="dxa" w:w="2880"/>
+            <w:tcW w:type="dxa" w:w="4320"/>
           </w:tcPr>
           <w:p>
             <w:r>
-              <w:rPr>
-                <w:rFonts w:ascii="Consolas" w:hAnsi="Consolas"/>
-                <w:sz w:val="18"/>
-              </w:rPr>
-              <w:t>/query</w:t>
-            </w:r>
-          </w:p>
-        </w:tc>
-        <w:tc>
-          <w:tcPr>
-            <w:tcW w:type="dxa" w:w="2880"/>
-          </w:tcPr>
-          <w:p>
-            <w:r>
-              <w:rPr>
-                <w:sz w:val="18"/>
-              </w:rPr>
-              <w:t>Process a natural-language query and return SQL + results + summary.</w:t>
-            </w:r>
-          </w:p>
-        </w:tc>
-      </w:tr>
-      <w:tr>
-        <w:tc>
-          <w:tcPr>
-            <w:tcW w:type="dxa" w:w="2880"/>
-          </w:tcPr>
-          <w:p>
-            <w:r>
-              <w:rPr>
-                <w:b/>
-                <w:sz w:val="18"/>
-              </w:rPr>
-              <w:t>GET</w:t>
-            </w:r>
-          </w:p>
-        </w:tc>
-        <w:tc>
-          <w:tcPr>
-            <w:tcW w:type="dxa" w:w="2880"/>
-          </w:tcPr>
-          <w:p>
-            <w:r>
-              <w:rPr>
-                <w:rFonts w:ascii="Consolas" w:hAnsi="Consolas"/>
-                <w:sz w:val="18"/>
-              </w:rPr>
-              <w:t>/query/search-tables</w:t>
-            </w:r>
-          </w:p>
-        </w:tc>
-        <w:tc>
-          <w:tcPr>
-            <w:tcW w:type="dxa" w:w="2880"/>
-          </w:tcPr>
-          <w:p>
-            <w:r>
-              <w:rPr>
-                <w:sz w:val="18"/>
-              </w:rPr>
-              <w:t>Find tables most similar to a query via embeddings.</w:t>
-            </w:r>
-          </w:p>
-        </w:tc>
-      </w:tr>
-      <w:tr>
-        <w:tc>
-          <w:tcPr>
-            <w:tcW w:type="dxa" w:w="2880"/>
-          </w:tcPr>
-          <w:p>
-            <w:r>
-              <w:rPr>
-                <w:b/>
-                <w:sz w:val="18"/>
-              </w:rPr>
-              <w:t>GET</w:t>
-            </w:r>
-          </w:p>
-        </w:tc>
-        <w:tc>
-          <w:tcPr>
-            <w:tcW w:type="dxa" w:w="2880"/>
-          </w:tcPr>
-          <w:p>
-            <w:r>
-              <w:rPr>
-                <w:rFonts w:ascii="Consolas" w:hAnsi="Consolas"/>
-                <w:sz w:val="18"/>
-              </w:rPr>
-              <w:t>/databases</w:t>
-            </w:r>
-          </w:p>
-        </w:tc>
-        <w:tc>
-          <w:tcPr>
-            <w:tcW w:type="dxa" w:w="2880"/>
-          </w:tcPr>
-          <w:p>
-            <w:r>
-              <w:rPr>
-                <w:sz w:val="18"/>
-              </w:rPr>
-              <w:t>List all accessible PostgreSQL databases.</w:t>
-            </w:r>
-          </w:p>
-        </w:tc>
-      </w:tr>
-      <w:tr>
-        <w:tc>
-          <w:tcPr>
-            <w:tcW w:type="dxa" w:w="2880"/>
-          </w:tcPr>
-          <w:p>
-            <w:r>
-              <w:rPr>
-                <w:b/>
-                <w:sz w:val="18"/>
-              </w:rPr>
-              <w:t>GET</w:t>
-            </w:r>
-          </w:p>
-        </w:tc>
-        <w:tc>
-          <w:tcPr>
-            <w:tcW w:type="dxa" w:w="2880"/>
-          </w:tcPr>
-          <w:p>
-            <w:r>
-              <w:rPr>
-                <w:rFonts w:ascii="Consolas" w:hAnsi="Consolas"/>
-                <w:sz w:val="18"/>
-              </w:rPr>
-              <w:t>/databases/{db}/tables</w:t>
-            </w:r>
-          </w:p>
-        </w:tc>
-        <w:tc>
-          <w:tcPr>
-            <w:tcW w:type="dxa" w:w="2880"/>
-          </w:tcPr>
-          <w:p>
-            <w:r>
-              <w:rPr>
-                <w:sz w:val="18"/>
-              </w:rPr>
-              <w:t>List tables (with row counts) in a database.</w:t>
-            </w:r>
-          </w:p>
-        </w:tc>
-      </w:tr>
-      <w:tr>
-        <w:tc>
-          <w:tcPr>
-            <w:tcW w:type="dxa" w:w="2880"/>
-          </w:tcPr>
-          <w:p>
-            <w:r>
-              <w:rPr>
-                <w:b/>
-                <w:sz w:val="18"/>
-              </w:rPr>
-              <w:t>GET</w:t>
-            </w:r>
-          </w:p>
-        </w:tc>
-        <w:tc>
-          <w:tcPr>
-            <w:tcW w:type="dxa" w:w="2880"/>
-          </w:tcPr>
-          <w:p>
-            <w:r>
-              <w:rPr>
-                <w:rFonts w:ascii="Consolas" w:hAnsi="Consolas"/>
-                <w:sz w:val="18"/>
-              </w:rPr>
-              <w:t>/databases/{db}/tables/{table}/schema</w:t>
-            </w:r>
-          </w:p>
-        </w:tc>
-        <w:tc>
-          <w:tcPr>
-            <w:tcW w:type="dxa" w:w="2880"/>
-          </w:tcPr>
-          <w:p>
-            <w:r>
-              <w:rPr>
-                <w:sz w:val="18"/>
-              </w:rPr>
-              <w:t>Get columns, primary keys and foreign keys for a table.</w:t>
-            </w:r>
-          </w:p>
-        </w:tc>
-      </w:tr>
-      <w:tr>
-        <w:tc>
-          <w:tcPr>
-            <w:tcW w:type="dxa" w:w="2880"/>
-          </w:tcPr>
-          <w:p>
-            <w:r>
-              <w:rPr>
-                <w:b/>
-                <w:sz w:val="18"/>
-              </w:rPr>
-              <w:t>GET</w:t>
-            </w:r>
-          </w:p>
-        </w:tc>
-        <w:tc>
-          <w:tcPr>
-            <w:tcW w:type="dxa" w:w="2880"/>
-          </w:tcPr>
-          <w:p>
-            <w:r>
-              <w:rPr>
-                <w:rFonts w:ascii="Consolas" w:hAnsi="Consolas"/>
-                <w:sz w:val="18"/>
-              </w:rPr>
-              <w:t>/databases/{db}/tables/{table}/data</w:t>
-            </w:r>
-          </w:p>
-        </w:tc>
-        <w:tc>
-          <w:tcPr>
-            <w:tcW w:type="dxa" w:w="2880"/>
-          </w:tcPr>
-          <w:p>
-            <w:r>
-              <w:rPr>
-                <w:sz w:val="18"/>
-              </w:rPr>
-              <w:t>Fetch data rows from a table (with limit).</w:t>
-            </w:r>
-          </w:p>
-        </w:tc>
-      </w:tr>
-      <w:tr>
-        <w:tc>
-          <w:tcPr>
-            <w:tcW w:type="dxa" w:w="2880"/>
-          </w:tcPr>
-          <w:p>
-            <w:r>
-              <w:rPr>
-                <w:b/>
-                <w:sz w:val="18"/>
-              </w:rPr>
-              <w:t>GET</w:t>
-            </w:r>
-          </w:p>
-        </w:tc>
-        <w:tc>
-          <w:tcPr>
-            <w:tcW w:type="dxa" w:w="2880"/>
-          </w:tcPr>
-          <w:p>
-            <w:r>
-              <w:rPr>
-                <w:rFonts w:ascii="Consolas" w:hAnsi="Consolas"/>
-                <w:sz w:val="18"/>
-              </w:rPr>
-              <w:t>/metadata</w:t>
-            </w:r>
-          </w:p>
-        </w:tc>
-        <w:tc>
-          <w:tcPr>
-            <w:tcW w:type="dxa" w:w="2880"/>
-          </w:tcPr>
-          <w:p>
-            <w:r>
-              <w:rPr>
-                <w:sz w:val="18"/>
-              </w:rPr>
-              <w:t>Get cached metadata for all databases.</w:t>
-            </w:r>
-          </w:p>
-        </w:tc>
-      </w:tr>
-      <w:tr>
-        <w:tc>
-          <w:tcPr>
-            <w:tcW w:type="dxa" w:w="2880"/>
-          </w:tcPr>
-          <w:p>
-            <w:r>
-              <w:rPr>
-                <w:b/>
-                <w:sz w:val="18"/>
-              </w:rPr>
-              <w:t>GET</w:t>
-            </w:r>
-          </w:p>
-        </w:tc>
-        <w:tc>
-          <w:tcPr>
-            <w:tcW w:type="dxa" w:w="2880"/>
-          </w:tcPr>
-          <w:p>
-            <w:r>
-              <w:rPr>
-                <w:rFonts w:ascii="Consolas" w:hAnsi="Consolas"/>
-                <w:sz w:val="18"/>
-              </w:rPr>
-              <w:t>/metadata/{db}</w:t>
-            </w:r>
-          </w:p>
-        </w:tc>
-        <w:tc>
-          <w:tcPr>
-            <w:tcW w:type="dxa" w:w="2880"/>
-          </w:tcPr>
-          <w:p>
-            <w:r>
-              <w:rPr>
-                <w:sz w:val="18"/>
-              </w:rPr>
-              <w:t>Get cached metadata for one database.</w:t>
-            </w:r>
-          </w:p>
-        </w:tc>
-      </w:tr>
-      <w:tr>
-        <w:tc>
-          <w:tcPr>
-            <w:tcW w:type="dxa" w:w="2880"/>
-          </w:tcPr>
-          <w:p>
-            <w:r>
-              <w:rPr>
-                <w:b/>
-                <w:sz w:val="18"/>
-              </w:rPr>
-              <w:t>GET</w:t>
-            </w:r>
-          </w:p>
-        </w:tc>
-        <w:tc>
-          <w:tcPr>
-            <w:tcW w:type="dxa" w:w="2880"/>
-          </w:tcPr>
-          <w:p>
-            <w:r>
-              <w:rPr>
-                <w:rFonts w:ascii="Consolas" w:hAnsi="Consolas"/>
-                <w:sz w:val="18"/>
-              </w:rPr>
-              <w:t>/join-graphs</w:t>
-            </w:r>
-          </w:p>
-        </w:tc>
-        <w:tc>
-          <w:tcPr>
-            <w:tcW w:type="dxa" w:w="2880"/>
-          </w:tcPr>
-          <w:p>
-            <w:r>
-              <w:rPr>
-                <w:sz w:val="18"/>
-              </w:rPr>
-              <w:t>Get foreign-key join graphs for all databases.</w:t>
-            </w:r>
-          </w:p>
-        </w:tc>
-      </w:tr>
-      <w:tr>
-        <w:tc>
-          <w:tcPr>
-            <w:tcW w:type="dxa" w:w="2880"/>
-          </w:tcPr>
-          <w:p>
-            <w:r>
-              <w:rPr>
-                <w:b/>
-                <w:sz w:val="18"/>
-              </w:rPr>
-              <w:t>GET</w:t>
-            </w:r>
-          </w:p>
-        </w:tc>
-        <w:tc>
-          <w:tcPr>
-            <w:tcW w:type="dxa" w:w="2880"/>
-          </w:tcPr>
-          <w:p>
-            <w:r>
-              <w:rPr>
-                <w:rFonts w:ascii="Consolas" w:hAnsi="Consolas"/>
-                <w:sz w:val="18"/>
-              </w:rPr>
-              <w:t>/join-graphs/{db}</w:t>
-            </w:r>
-          </w:p>
-        </w:tc>
-        <w:tc>
-          <w:tcPr>
-            <w:tcW w:type="dxa" w:w="2880"/>
-          </w:tcPr>
-          <w:p>
-            <w:r>
-              <w:rPr>
-                <w:sz w:val="18"/>
-              </w:rPr>
-              <w:t>Get the join graph for one database.</w:t>
-            </w:r>
-          </w:p>
-        </w:tc>
-      </w:tr>
-      <w:tr>
-        <w:tc>
-          <w:tcPr>
-            <w:tcW w:type="dxa" w:w="2880"/>
-          </w:tcPr>
-          <w:p>
-            <w:r>
-              <w:rPr>
-                <w:b/>
-                <w:sz w:val="18"/>
-              </w:rPr>
-              <w:t>POST</w:t>
-            </w:r>
-          </w:p>
-        </w:tc>
-        <w:tc>
-          <w:tcPr>
-            <w:tcW w:type="dxa" w:w="2880"/>
-          </w:tcPr>
-          <w:p>
-            <w:r>
-              <w:rPr>
-                <w:rFonts w:ascii="Consolas" w:hAnsi="Consolas"/>
-                <w:sz w:val="18"/>
-              </w:rPr>
-              <w:t>/upload</w:t>
-            </w:r>
-          </w:p>
-        </w:tc>
-        <w:tc>
-          <w:tcPr>
-            <w:tcW w:type="dxa" w:w="2880"/>
-          </w:tcPr>
-          <w:p>
-            <w:r>
-              <w:rPr>
-                <w:sz w:val="18"/>
-              </w:rPr>
-              <w:t>Upload a CSV/Excel file and create a queryable table.</w:t>
-            </w:r>
-          </w:p>
-        </w:tc>
-      </w:tr>
-      <w:tr>
-        <w:tc>
-          <w:tcPr>
-            <w:tcW w:type="dxa" w:w="2880"/>
-          </w:tcPr>
-          <w:p>
-            <w:r>
-              <w:rPr>
-                <w:b/>
-                <w:sz w:val="18"/>
-              </w:rPr>
-              <w:t>GET</w:t>
-            </w:r>
-          </w:p>
-        </w:tc>
-        <w:tc>
-          <w:tcPr>
-            <w:tcW w:type="dxa" w:w="2880"/>
-          </w:tcPr>
-          <w:p>
-            <w:r>
-              <w:rPr>
-                <w:rFonts w:ascii="Consolas" w:hAnsi="Consolas"/>
-                <w:sz w:val="18"/>
-              </w:rPr>
-              <w:t>/upload/tables</w:t>
-            </w:r>
-          </w:p>
-        </w:tc>
-        <w:tc>
-          <w:tcPr>
-            <w:tcW w:type="dxa" w:w="2880"/>
-          </w:tcPr>
-          <w:p>
-            <w:r>
-              <w:rPr>
-                <w:sz w:val="18"/>
-              </w:rPr>
-              <w:t>List uploaded tables for a database.</w:t>
-            </w:r>
-          </w:p>
-        </w:tc>
-      </w:tr>
-      <w:tr>
-        <w:tc>
-          <w:tcPr>
-            <w:tcW w:type="dxa" w:w="2880"/>
-          </w:tcPr>
-          <w:p>
-            <w:r>
-              <w:rPr>
-                <w:b/>
-                <w:sz w:val="18"/>
-              </w:rPr>
-              <w:t>DELETE</w:t>
-            </w:r>
-          </w:p>
-        </w:tc>
-        <w:tc>
-          <w:tcPr>
-            <w:tcW w:type="dxa" w:w="2880"/>
-          </w:tcPr>
-          <w:p>
-            <w:r>
-              <w:rPr>
-                <w:rFonts w:ascii="Consolas" w:hAnsi="Consolas"/>
-                <w:sz w:val="18"/>
-              </w:rPr>
-              <w:t>/upload/tables/{table}</w:t>
-            </w:r>
-          </w:p>
-        </w:tc>
-        <w:tc>
-          <w:tcPr>
-            <w:tcW w:type="dxa" w:w="2880"/>
-          </w:tcPr>
-          <w:p>
-            <w:r>
-              <w:rPr>
-                <w:sz w:val="18"/>
-              </w:rPr>
-              <w:t>Delete an uploaded table.</w:t>
+              <w:t>Port 3000 is busy — answer Y or free 3000 first.</w:t>
             </w:r>
           </w:p>
         </w:tc>
@@ -3172,901 +1758,29 @@
     </w:tbl>
     <w:p>
       <w:pPr>
-        <w:pStyle w:val="Heading2"/>
-      </w:pPr>
-      <w:r>
-        <w:t>7.1 Example: POST /query</w:t>
-      </w:r>
-    </w:p>
-    <w:p>
-      <w:pPr>
-        <w:spacing w:after="160" w:line="276" w:lineRule="auto"/>
+        <w:pStyle w:val="Heading1"/>
       </w:pPr>
       <w:r>
         <w:rPr>
-          <w:b/>
+          <w:color w:val="2A5BD7"/>
         </w:rPr>
-        <w:t>Request body</w:t>
-      </w:r>
-    </w:p>
-    <w:p>
-      <w:pPr>
-        <w:spacing w:before="80" w:after="160" w:line="240" w:lineRule="auto"/>
-        <w:ind w:left="216" w:right="216"/>
-        <w:shd w:val="clear" w:color="auto" w:fill="F2F2F2"/>
-        <w:pBdr>
-          <w:top w:val="single" w:sz="4" w:space="6" w:color="D0D0D0"/>
-          <w:left w:val="single" w:sz="4" w:space="6" w:color="D0D0D0"/>
-          <w:bottom w:val="single" w:sz="4" w:space="6" w:color="D0D0D0"/>
-          <w:right w:val="single" w:sz="4" w:space="6" w:color="D0D0D0"/>
-        </w:pBdr>
-      </w:pPr>
-      <w:r>
-        <w:rPr>
-          <w:rFonts w:ascii="Consolas" w:hAnsi="Consolas"/>
-          <w:color w:val="333333"/>
-          <w:sz w:val="18"/>
-        </w:rPr>
-        <w:t>{</w:t>
-        <w:br/>
-        <w:t xml:space="preserve">  "query": "get all names of customers who live in Chile",</w:t>
-        <w:br/>
-        <w:t xml:space="preserve">  "database": "fastapi_db"</w:t>
-        <w:br/>
-        <w:t>}</w:t>
-      </w:r>
-    </w:p>
-    <w:p>
-      <w:pPr>
-        <w:spacing w:after="160" w:line="276" w:lineRule="auto"/>
-      </w:pPr>
-      <w:r>
-        <w:rPr>
-          <w:b/>
-        </w:rPr>
-        <w:t>Response (abridged)</w:t>
-      </w:r>
-    </w:p>
-    <w:p>
-      <w:pPr>
-        <w:spacing w:before="80" w:after="160" w:line="240" w:lineRule="auto"/>
-        <w:ind w:left="216" w:right="216"/>
-        <w:shd w:val="clear" w:color="auto" w:fill="F2F2F2"/>
-        <w:pBdr>
-          <w:top w:val="single" w:sz="4" w:space="6" w:color="D0D0D0"/>
-          <w:left w:val="single" w:sz="4" w:space="6" w:color="D0D0D0"/>
-          <w:bottom w:val="single" w:sz="4" w:space="6" w:color="D0D0D0"/>
-          <w:right w:val="single" w:sz="4" w:space="6" w:color="D0D0D0"/>
-        </w:pBdr>
-      </w:pPr>
-      <w:r>
-        <w:rPr>
-          <w:rFonts w:ascii="Consolas" w:hAnsi="Consolas"/>
-          <w:color w:val="333333"/>
-          <w:sz w:val="18"/>
-        </w:rPr>
-        <w:t>{</w:t>
-        <w:br/>
-        <w:t xml:space="preserve">  "id": 1,</w:t>
-        <w:br/>
-        <w:t xml:space="preserve">  "query": "get all names of customers who live in Chile",</w:t>
-        <w:br/>
-        <w:t xml:space="preserve">  "database": "fastapi_db",</w:t>
-        <w:br/>
-        <w:t xml:space="preserve">  "tables": ["customers"],</w:t>
-        <w:br/>
-        <w:t xml:space="preserve">  "joinPath": "",</w:t>
-        <w:br/>
-        <w:t xml:space="preserve">  "sql": "SELECT full_name FROM customers WHERE country = 'Chile'",</w:t>
-        <w:br/>
-        <w:t xml:space="preserve">  "results": [ { "full_name": "Sheryl Baxter" } ],</w:t>
-        <w:br/>
-        <w:t xml:space="preserve">  "summary": "One customer is located in Chile.",</w:t>
-        <w:br/>
-        <w:t xml:space="preserve">  "executionTime": "1.24s",</w:t>
-        <w:br/>
-        <w:t xml:space="preserve">  "tokensUsed": "742",</w:t>
-        <w:br/>
-        <w:t xml:space="preserve">  "complexity": "Simple"</w:t>
-        <w:br/>
-        <w:t>}</w:t>
-      </w:r>
-    </w:p>
-    <w:p>
-      <w:r>
-        <w:br w:type="page"/>
-      </w:r>
-    </w:p>
-    <w:p>
-      <w:pPr>
-        <w:pStyle w:val="Heading1"/>
-      </w:pPr>
-      <w:r>
-        <w:t>8. Query Processing Pipeline (Detail)</w:t>
-      </w:r>
-    </w:p>
-    <w:p>
-      <w:pPr>
-        <w:spacing w:after="160" w:line="276" w:lineRule="auto"/>
-      </w:pPr>
-      <w:r>
-        <w:rPr>
-          <w:b/>
-        </w:rPr>
-        <w:t>Step 1 – Semantic table retrieval.</w:t>
-      </w:r>
-      <w:r>
-        <w:t xml:space="preserve"> The user's question is embedded with </w:t>
-      </w:r>
-      <w:r>
-        <w:rPr>
-          <w:rFonts w:ascii="Consolas" w:hAnsi="Consolas"/>
-          <w:color w:val="C0392B"/>
-          <w:sz w:val="19"/>
-        </w:rPr>
-        <w:t>text-embedding-3-small</w:t>
-      </w:r>
-      <w:r>
-        <w:t>. The embedding is searched against the database's FAISS index; tables with an L2 distance ≤ 2.5 are returned (up to 5). This narrows a possibly large schema down to only the relevant tables.</w:t>
-      </w:r>
-    </w:p>
-    <w:p>
-      <w:pPr>
-        <w:spacing w:after="160" w:line="276" w:lineRule="auto"/>
-      </w:pPr>
-      <w:r>
-        <w:rPr>
-          <w:b/>
-        </w:rPr>
-        <w:t>Step 2 – Metadata filtering.</w:t>
-      </w:r>
-      <w:r>
-        <w:t xml:space="preserve"> The full cached metadata is filtered to the retrieved tables. Any uploaded tables are always added and, when present, prioritised so user-uploaded data is queried by default.</w:t>
-      </w:r>
-    </w:p>
-    <w:p>
-      <w:pPr>
-        <w:spacing w:after="160" w:line="276" w:lineRule="auto"/>
-      </w:pPr>
-      <w:r>
-        <w:rPr>
-          <w:b/>
-        </w:rPr>
-        <w:t>Step 3 – Join graph.</w:t>
-      </w:r>
-      <w:r>
-        <w:t xml:space="preserve"> The foreign-key join graph for the database is loaded so the LLM can construct correct JOINs.</w:t>
-      </w:r>
-    </w:p>
-    <w:p>
-      <w:pPr>
-        <w:spacing w:after="160" w:line="276" w:lineRule="auto"/>
-      </w:pPr>
-      <w:r>
-        <w:rPr>
-          <w:b/>
-        </w:rPr>
-        <w:t>Step 4 – SQL generation.</w:t>
-      </w:r>
-      <w:r>
-        <w:t xml:space="preserve"> A prompt containing the question, table schemas and join paths is sent to GPT-4.1. The model returns a </w:t>
-      </w:r>
-      <w:r>
-        <w:rPr>
-          <w:rFonts w:ascii="Consolas" w:hAnsi="Consolas"/>
-          <w:color w:val="C0392B"/>
-          <w:sz w:val="19"/>
-        </w:rPr>
-        <w:t>DANGEROUS</w:t>
-      </w:r>
-      <w:r>
-        <w:t xml:space="preserve"> flag, a </w:t>
-      </w:r>
-      <w:r>
-        <w:rPr>
-          <w:rFonts w:ascii="Consolas" w:hAnsi="Consolas"/>
-          <w:color w:val="C0392B"/>
-          <w:sz w:val="19"/>
-        </w:rPr>
-        <w:t>REASON</w:t>
-      </w:r>
-      <w:r>
-        <w:t xml:space="preserve">, and a single-line </w:t>
-      </w:r>
-      <w:r>
-        <w:rPr>
-          <w:rFonts w:ascii="Consolas" w:hAnsi="Consolas"/>
-          <w:color w:val="C0392B"/>
-          <w:sz w:val="19"/>
-        </w:rPr>
-        <w:t>SQL</w:t>
-      </w:r>
-      <w:r>
-        <w:t xml:space="preserve"> statement.</w:t>
-      </w:r>
-    </w:p>
-    <w:p>
-      <w:pPr>
-        <w:spacing w:after="160" w:line="276" w:lineRule="auto"/>
-      </w:pPr>
-      <w:r>
-        <w:rPr>
-          <w:b/>
-        </w:rPr>
-        <w:t>Step 5 – Validation &amp; execution.</w:t>
-      </w:r>
-      <w:r>
-        <w:t xml:space="preserve"> If flagged dangerous, the query is shown but not executed. Otherwise it is validated as SELECT-only, given an automatic </w:t>
-      </w:r>
-      <w:r>
-        <w:rPr>
-          <w:rFonts w:ascii="Consolas" w:hAnsi="Consolas"/>
-          <w:color w:val="C0392B"/>
-          <w:sz w:val="19"/>
-        </w:rPr>
-        <w:t>LIMIT</w:t>
-      </w:r>
-      <w:r>
-        <w:t>, and executed; rows are returned as JSON.</w:t>
-      </w:r>
-    </w:p>
-    <w:p>
-      <w:pPr>
-        <w:spacing w:after="160" w:line="276" w:lineRule="auto"/>
-      </w:pPr>
-      <w:r>
-        <w:rPr>
-          <w:b/>
-        </w:rPr>
-        <w:t>Step 6 – Summary &amp; metrics.</w:t>
-      </w:r>
-      <w:r>
-        <w:t xml:space="preserve"> A second LLM call summarises the results. The response also includes execution time, combined token usage and a computed complexity rating.</w:t>
-      </w:r>
-    </w:p>
-    <w:p>
-      <w:r>
-        <w:br w:type="page"/>
-      </w:r>
-    </w:p>
-    <w:p>
-      <w:pPr>
-        <w:pStyle w:val="Heading1"/>
-      </w:pPr>
-      <w:r>
-        <w:t>9. Setup &amp; Installation</w:t>
-      </w:r>
-    </w:p>
-    <w:p>
-      <w:pPr>
-        <w:pStyle w:val="Heading2"/>
-      </w:pPr>
-      <w:r>
-        <w:t>9.1 Prerequisites</w:t>
+        <w:t>9. Security Notes</w:t>
       </w:r>
     </w:p>
     <w:p>
       <w:pPr>
         <w:pStyle w:val="ListBullet"/>
-        <w:spacing w:after="40"/>
-        <w:ind w:left="360"/>
       </w:pPr>
       <w:r>
-        <w:t>Python 3.10+ and PostgreSQL 12+</w:t>
+        <w:t>SQL generation is read-only: DELETE/DROP/UPDATE/INSERT are detected and blocked.</w:t>
       </w:r>
     </w:p>
     <w:p>
       <w:pPr>
         <w:pStyle w:val="ListBullet"/>
-        <w:spacing w:after="40"/>
-        <w:ind w:left="360"/>
       </w:pPr>
       <w:r>
-        <w:t>Node.js + npm (for the React frontend)</w:t>
-      </w:r>
-    </w:p>
-    <w:p>
-      <w:pPr>
-        <w:pStyle w:val="ListBullet"/>
-        <w:spacing w:after="40"/>
-        <w:ind w:left="360"/>
-      </w:pPr>
-      <w:r>
-        <w:t>An Azure OpenAI resource with a chat deployment (gpt-4.1) and an embedding deployment (text-embedding-3-small)</w:t>
-      </w:r>
-    </w:p>
-    <w:p>
-      <w:pPr>
-        <w:pStyle w:val="Heading2"/>
-      </w:pPr>
-      <w:r>
-        <w:t>9.2 Environment Variables (.env.local)</w:t>
-      </w:r>
-    </w:p>
-    <w:p>
-      <w:pPr>
-        <w:spacing w:after="160" w:line="276" w:lineRule="auto"/>
-      </w:pPr>
-      <w:r>
-        <w:t xml:space="preserve">Create a </w:t>
-      </w:r>
-      <w:r>
-        <w:rPr>
-          <w:rFonts w:ascii="Consolas" w:hAnsi="Consolas"/>
-          <w:color w:val="C0392B"/>
-          <w:sz w:val="19"/>
-        </w:rPr>
-        <w:t>.env.local</w:t>
-      </w:r>
-      <w:r>
-        <w:t xml:space="preserve"> file in the project root. </w:t>
-      </w:r>
-      <w:r>
-        <w:rPr>
-          <w:b/>
-        </w:rPr>
-        <w:t>Do not commit real secrets</w:t>
-      </w:r>
-      <w:r>
-        <w:t xml:space="preserve"> – the values below are placeholders.</w:t>
-      </w:r>
-    </w:p>
-    <w:p>
-      <w:pPr>
-        <w:spacing w:before="80" w:after="160" w:line="240" w:lineRule="auto"/>
-        <w:ind w:left="216" w:right="216"/>
-        <w:shd w:val="clear" w:color="auto" w:fill="F2F2F2"/>
-        <w:pBdr>
-          <w:top w:val="single" w:sz="4" w:space="6" w:color="D0D0D0"/>
-          <w:left w:val="single" w:sz="4" w:space="6" w:color="D0D0D0"/>
-          <w:bottom w:val="single" w:sz="4" w:space="6" w:color="D0D0D0"/>
-          <w:right w:val="single" w:sz="4" w:space="6" w:color="D0D0D0"/>
-        </w:pBdr>
-      </w:pPr>
-      <w:r>
-        <w:rPr>
-          <w:rFonts w:ascii="Consolas" w:hAnsi="Consolas"/>
-          <w:color w:val="333333"/>
-          <w:sz w:val="18"/>
-        </w:rPr>
-        <w:t># PostgreSQL</w:t>
-        <w:br/>
-        <w:t>DB_HOST=localhost</w:t>
-        <w:br/>
-        <w:t>DB_PORT=5432</w:t>
-        <w:br/>
-        <w:t>DB_USER=&lt;your_db_user&gt;</w:t>
-        <w:br/>
-        <w:t>DB_PASSWORD=&lt;your_db_password&gt;</w:t>
-        <w:br/>
-        <w:t>DB_NAME=&lt;default_database&gt;</w:t>
-        <w:br/>
-        <w:br/>
-        <w:t># Azure OpenAI</w:t>
-        <w:br/>
-        <w:t>AZURE_OPENAI_ENDPOINT=https://&lt;resource&gt;.openai.azure.com/</w:t>
-        <w:br/>
-        <w:t>AZURE_OPENAI_API_KEY=&lt;your_api_key&gt;</w:t>
-        <w:br/>
-        <w:t>AZURE_OPENAI_API_VERSION=2024-02-15-preview</w:t>
-        <w:br/>
-        <w:t>EMBEDDING_MODEL=text-embedding-3-small</w:t>
-        <w:br/>
-        <w:t># Optional: cap concurrent embedding requests (default 10)</w:t>
-        <w:br/>
-        <w:t>EMBEDDING_CONCURRENCY=10</w:t>
-      </w:r>
-    </w:p>
-    <w:p>
-      <w:pPr>
-        <w:pStyle w:val="Heading2"/>
-      </w:pPr>
-      <w:r>
-        <w:t>9.3 Backend Setup</w:t>
-      </w:r>
-    </w:p>
-    <w:p>
-      <w:pPr>
-        <w:spacing w:before="80" w:after="160" w:line="240" w:lineRule="auto"/>
-        <w:ind w:left="216" w:right="216"/>
-        <w:shd w:val="clear" w:color="auto" w:fill="F2F2F2"/>
-        <w:pBdr>
-          <w:top w:val="single" w:sz="4" w:space="6" w:color="D0D0D0"/>
-          <w:left w:val="single" w:sz="4" w:space="6" w:color="D0D0D0"/>
-          <w:bottom w:val="single" w:sz="4" w:space="6" w:color="D0D0D0"/>
-          <w:right w:val="single" w:sz="4" w:space="6" w:color="D0D0D0"/>
-        </w:pBdr>
-      </w:pPr>
-      <w:r>
-        <w:rPr>
-          <w:rFonts w:ascii="Consolas" w:hAnsi="Consolas"/>
-          <w:color w:val="333333"/>
-          <w:sz w:val="18"/>
-        </w:rPr>
-        <w:t># from the project root</w:t>
-        <w:br/>
-        <w:t>pip install -e .            # installs dependencies from pyproject.toml</w:t>
-      </w:r>
-    </w:p>
-    <w:p>
-      <w:pPr>
-        <w:pStyle w:val="Heading2"/>
-      </w:pPr>
-      <w:r>
-        <w:t>9.4 Frontend Setup</w:t>
-      </w:r>
-    </w:p>
-    <w:p>
-      <w:pPr>
-        <w:spacing w:before="80" w:after="160" w:line="240" w:lineRule="auto"/>
-        <w:ind w:left="216" w:right="216"/>
-        <w:shd w:val="clear" w:color="auto" w:fill="F2F2F2"/>
-        <w:pBdr>
-          <w:top w:val="single" w:sz="4" w:space="6" w:color="D0D0D0"/>
-          <w:left w:val="single" w:sz="4" w:space="6" w:color="D0D0D0"/>
-          <w:bottom w:val="single" w:sz="4" w:space="6" w:color="D0D0D0"/>
-          <w:right w:val="single" w:sz="4" w:space="6" w:color="D0D0D0"/>
-        </w:pBdr>
-      </w:pPr>
-      <w:r>
-        <w:rPr>
-          <w:rFonts w:ascii="Consolas" w:hAnsi="Consolas"/>
-          <w:color w:val="333333"/>
-          <w:sz w:val="18"/>
-        </w:rPr>
-        <w:t>cd frontend</w:t>
-        <w:br/>
-        <w:t>npm install</w:t>
-      </w:r>
-    </w:p>
-    <w:p>
-      <w:r>
-        <w:br w:type="page"/>
-      </w:r>
-    </w:p>
-    <w:p>
-      <w:pPr>
-        <w:pStyle w:val="Heading1"/>
-      </w:pPr>
-      <w:r>
-        <w:t>10. Running the Application</w:t>
-      </w:r>
-    </w:p>
-    <w:p>
-      <w:pPr>
-        <w:spacing w:after="160" w:line="276" w:lineRule="auto"/>
-      </w:pPr>
-      <w:r>
-        <w:rPr>
-          <w:b/>
-        </w:rPr>
-        <w:t>Backend</w:t>
-      </w:r>
-      <w:r>
-        <w:t xml:space="preserve"> (FastAPI, port 8000):</w:t>
-      </w:r>
-    </w:p>
-    <w:p>
-      <w:pPr>
-        <w:spacing w:before="80" w:after="160" w:line="240" w:lineRule="auto"/>
-        <w:ind w:left="216" w:right="216"/>
-        <w:shd w:val="clear" w:color="auto" w:fill="F2F2F2"/>
-        <w:pBdr>
-          <w:top w:val="single" w:sz="4" w:space="6" w:color="D0D0D0"/>
-          <w:left w:val="single" w:sz="4" w:space="6" w:color="D0D0D0"/>
-          <w:bottom w:val="single" w:sz="4" w:space="6" w:color="D0D0D0"/>
-          <w:right w:val="single" w:sz="4" w:space="6" w:color="D0D0D0"/>
-        </w:pBdr>
-      </w:pPr>
-      <w:r>
-        <w:rPr>
-          <w:rFonts w:ascii="Consolas" w:hAnsi="Consolas"/>
-          <w:color w:val="333333"/>
-          <w:sz w:val="18"/>
-        </w:rPr>
-        <w:t>python backend/main.py</w:t>
-      </w:r>
-    </w:p>
-    <w:p>
-      <w:pPr>
-        <w:spacing w:after="160" w:line="276" w:lineRule="auto"/>
-      </w:pPr>
-      <w:r>
-        <w:rPr>
-          <w:b/>
-        </w:rPr>
-        <w:t>Frontend</w:t>
-      </w:r>
-      <w:r>
-        <w:t xml:space="preserve"> (React, port 3000):</w:t>
-      </w:r>
-    </w:p>
-    <w:p>
-      <w:pPr>
-        <w:spacing w:before="80" w:after="160" w:line="240" w:lineRule="auto"/>
-        <w:ind w:left="216" w:right="216"/>
-        <w:shd w:val="clear" w:color="auto" w:fill="F2F2F2"/>
-        <w:pBdr>
-          <w:top w:val="single" w:sz="4" w:space="6" w:color="D0D0D0"/>
-          <w:left w:val="single" w:sz="4" w:space="6" w:color="D0D0D0"/>
-          <w:bottom w:val="single" w:sz="4" w:space="6" w:color="D0D0D0"/>
-          <w:right w:val="single" w:sz="4" w:space="6" w:color="D0D0D0"/>
-        </w:pBdr>
-      </w:pPr>
-      <w:r>
-        <w:rPr>
-          <w:rFonts w:ascii="Consolas" w:hAnsi="Consolas"/>
-          <w:color w:val="333333"/>
-          <w:sz w:val="18"/>
-        </w:rPr>
-        <w:t>cd frontend</w:t>
-        <w:br/>
-        <w:t>npm start</w:t>
-      </w:r>
-    </w:p>
-    <w:p>
-      <w:pPr>
-        <w:spacing w:after="160" w:line="276" w:lineRule="auto"/>
-      </w:pPr>
-      <w:r>
-        <w:rPr>
-          <w:b/>
-        </w:rPr>
-        <w:t>Both together</w:t>
-      </w:r>
-      <w:r>
-        <w:t xml:space="preserve"> from the project root (uses </w:t>
-      </w:r>
-      <w:r>
-        <w:rPr>
-          <w:rFonts w:ascii="Consolas" w:hAnsi="Consolas"/>
-          <w:color w:val="C0392B"/>
-          <w:sz w:val="19"/>
-        </w:rPr>
-        <w:t>concurrently</w:t>
-      </w:r>
-      <w:r>
-        <w:t>):</w:t>
-      </w:r>
-    </w:p>
-    <w:p>
-      <w:pPr>
-        <w:spacing w:before="80" w:after="160" w:line="240" w:lineRule="auto"/>
-        <w:ind w:left="216" w:right="216"/>
-        <w:shd w:val="clear" w:color="auto" w:fill="F2F2F2"/>
-        <w:pBdr>
-          <w:top w:val="single" w:sz="4" w:space="6" w:color="D0D0D0"/>
-          <w:left w:val="single" w:sz="4" w:space="6" w:color="D0D0D0"/>
-          <w:bottom w:val="single" w:sz="4" w:space="6" w:color="D0D0D0"/>
-          <w:right w:val="single" w:sz="4" w:space="6" w:color="D0D0D0"/>
-        </w:pBdr>
-      </w:pPr>
-      <w:r>
-        <w:rPr>
-          <w:rFonts w:ascii="Consolas" w:hAnsi="Consolas"/>
-          <w:color w:val="333333"/>
-          <w:sz w:val="18"/>
-        </w:rPr>
-        <w:t>npm start</w:t>
-      </w:r>
-    </w:p>
-    <w:p>
-      <w:pPr>
-        <w:spacing w:after="160" w:line="276" w:lineRule="auto"/>
-      </w:pPr>
-      <w:r>
-        <w:t>Once running, open http://localhost:3000 for the UI and http://localhost:8000/docs for the API documentation.</w:t>
-      </w:r>
-    </w:p>
-    <w:p>
-      <w:r>
-        <w:br w:type="page"/>
-      </w:r>
-    </w:p>
-    <w:p>
-      <w:pPr>
-        <w:pStyle w:val="Heading1"/>
-      </w:pPr>
-      <w:r>
-        <w:t>11. Security Considerations</w:t>
-      </w:r>
-    </w:p>
-    <w:p>
-      <w:pPr>
-        <w:pStyle w:val="ListBullet"/>
-        <w:spacing w:after="40"/>
-        <w:ind w:left="360"/>
-      </w:pPr>
-      <w:r>
-        <w:rPr>
-          <w:b/>
-        </w:rPr>
-        <w:t>SELECT-only execution</w:t>
-      </w:r>
-      <w:r>
-        <w:t xml:space="preserve"> – </w:t>
-      </w:r>
-      <w:r>
-        <w:rPr>
-          <w:rFonts w:ascii="Consolas" w:hAnsi="Consolas"/>
-          <w:color w:val="C0392B"/>
-          <w:sz w:val="19"/>
-        </w:rPr>
-        <w:t>query_executor.validate_query()</w:t>
-      </w:r>
-      <w:r>
-        <w:t xml:space="preserve"> rejects any non-SELECT statement before execution.</w:t>
-      </w:r>
-    </w:p>
-    <w:p>
-      <w:pPr>
-        <w:pStyle w:val="ListBullet"/>
-        <w:spacing w:after="40"/>
-        <w:ind w:left="360"/>
-      </w:pPr>
-      <w:r>
-        <w:rPr>
-          <w:b/>
-        </w:rPr>
-        <w:t>Dangerous-operation detection</w:t>
-      </w:r>
-      <w:r>
-        <w:t xml:space="preserve"> – the LLM flags destructive intent (DELETE/DROP/UPDATE/INSERT/ALTER/etc.); flagged queries are displayed but never executed.</w:t>
-      </w:r>
-    </w:p>
-    <w:p>
-      <w:pPr>
-        <w:pStyle w:val="ListBullet"/>
-        <w:spacing w:after="40"/>
-        <w:ind w:left="360"/>
-      </w:pPr>
-      <w:r>
-        <w:rPr>
-          <w:b/>
-        </w:rPr>
-        <w:t>Parameterised queries</w:t>
-      </w:r>
-      <w:r>
-        <w:t xml:space="preserve"> – schema/data lookups use bound parameters (e.g. </w:t>
-      </w:r>
-      <w:r>
-        <w:rPr>
-          <w:rFonts w:ascii="Consolas" w:hAnsi="Consolas"/>
-          <w:color w:val="C0392B"/>
-          <w:sz w:val="19"/>
-        </w:rPr>
-        <w:t>information_schema</w:t>
-      </w:r>
-      <w:r>
-        <w:t xml:space="preserve"> queries) to avoid SQL injection.</w:t>
-      </w:r>
-    </w:p>
-    <w:p>
-      <w:pPr>
-        <w:pStyle w:val="ListBullet"/>
-        <w:spacing w:after="40"/>
-        <w:ind w:left="360"/>
-      </w:pPr>
-      <w:r>
-        <w:rPr>
-          <w:b/>
-        </w:rPr>
-        <w:t>Statement timeouts</w:t>
-      </w:r>
-      <w:r>
-        <w:t xml:space="preserve"> – engines enforce a 30-second statement timeout and 10-second connect timeout.</w:t>
-      </w:r>
-    </w:p>
-    <w:p>
-      <w:pPr>
-        <w:pStyle w:val="ListBullet"/>
-        <w:spacing w:after="40"/>
-        <w:ind w:left="360"/>
-      </w:pPr>
-      <w:r>
-        <w:rPr>
-          <w:b/>
-        </w:rPr>
-        <w:t>Result limits</w:t>
-      </w:r>
-      <w:r>
-        <w:t xml:space="preserve"> – queries are automatically capped (default 100 rows) to protect the server.</w:t>
-      </w:r>
-    </w:p>
-    <w:p>
-      <w:pPr>
-        <w:pStyle w:val="ListBullet"/>
-        <w:spacing w:after="40"/>
-        <w:ind w:left="360"/>
-      </w:pPr>
-      <w:r>
-        <w:rPr>
-          <w:b/>
-        </w:rPr>
-        <w:t>Secrets in environment</w:t>
-      </w:r>
-      <w:r>
-        <w:t xml:space="preserve"> – credentials are read from </w:t>
-      </w:r>
-      <w:r>
-        <w:rPr>
-          <w:rFonts w:ascii="Consolas" w:hAnsi="Consolas"/>
-          <w:color w:val="C0392B"/>
-          <w:sz w:val="19"/>
-        </w:rPr>
-        <w:t>.env.local</w:t>
-      </w:r>
-      <w:r>
-        <w:t>, which should never be committed to source control.</w:t>
-      </w:r>
-    </w:p>
-    <w:p>
-      <w:pPr>
-        <w:spacing w:after="160" w:line="276" w:lineRule="auto"/>
-      </w:pPr>
-      <w:r>
-        <w:rPr>
-          <w:b/>
-        </w:rPr>
-        <w:t>Hardening recommendation:</w:t>
-      </w:r>
-      <w:r>
-        <w:t xml:space="preserve"> CORS is currently open to all origins (</w:t>
-      </w:r>
-      <w:r>
-        <w:rPr>
-          <w:rFonts w:ascii="Consolas" w:hAnsi="Consolas"/>
-          <w:color w:val="C0392B"/>
-          <w:sz w:val="19"/>
-        </w:rPr>
-        <w:t>allow_origins=["*"]</w:t>
-      </w:r>
-      <w:r>
-        <w:t>). Restrict this to the known frontend origin before deploying to production.</w:t>
-      </w:r>
-    </w:p>
-    <w:p>
-      <w:r>
-        <w:br w:type="page"/>
-      </w:r>
-    </w:p>
-    <w:p>
-      <w:pPr>
-        <w:pStyle w:val="Heading1"/>
-      </w:pPr>
-      <w:r>
-        <w:t>12. Notable Implementation Details</w:t>
-      </w:r>
-    </w:p>
-    <w:p>
-      <w:pPr>
-        <w:pStyle w:val="ListBullet"/>
-        <w:spacing w:after="40"/>
-        <w:ind w:left="360"/>
-      </w:pPr>
-      <w:r>
-        <w:rPr>
-          <w:b/>
-        </w:rPr>
-        <w:t>Uploaded-table persistence</w:t>
-      </w:r>
-      <w:r>
-        <w:t xml:space="preserve"> – uploaded tables are discovered from </w:t>
-      </w:r>
-      <w:r>
-        <w:rPr>
-          <w:rFonts w:ascii="Consolas" w:hAnsi="Consolas"/>
-          <w:color w:val="C0392B"/>
-          <w:sz w:val="19"/>
-        </w:rPr>
-        <w:t>information_schema</w:t>
-      </w:r>
-      <w:r>
-        <w:t xml:space="preserve"> by their </w:t>
-      </w:r>
-      <w:r>
-        <w:rPr>
-          <w:rFonts w:ascii="Consolas" w:hAnsi="Consolas"/>
-          <w:color w:val="C0392B"/>
-          <w:sz w:val="19"/>
-        </w:rPr>
-        <w:t>uploaded__</w:t>
-      </w:r>
-      <w:r>
-        <w:t xml:space="preserve"> prefix, so they survive backend restarts.</w:t>
-      </w:r>
-    </w:p>
-    <w:p>
-      <w:pPr>
-        <w:pStyle w:val="ListBullet"/>
-        <w:spacing w:after="40"/>
-        <w:ind w:left="360"/>
-      </w:pPr>
-      <w:r>
-        <w:rPr>
-          <w:b/>
-        </w:rPr>
-        <w:t>Similarity threshold filtering</w:t>
-      </w:r>
-      <w:r>
-        <w:t xml:space="preserve"> – only tables within an L2 distance of 2.5 are sent to the LLM, reducing prompt size and improving accuracy.</w:t>
-      </w:r>
-    </w:p>
-    <w:p>
-      <w:pPr>
-        <w:pStyle w:val="ListBullet"/>
-        <w:spacing w:after="40"/>
-        <w:ind w:left="360"/>
-      </w:pPr>
-      <w:r>
-        <w:rPr>
-          <w:b/>
-        </w:rPr>
-        <w:t>Uploaded-table priority</w:t>
-      </w:r>
-      <w:r>
-        <w:t xml:space="preserve"> – when uploaded tables exist, the pipeline queries them by default instead of similarly named database tables.</w:t>
-      </w:r>
-    </w:p>
-    <w:p>
-      <w:pPr>
-        <w:pStyle w:val="ListBullet"/>
-        <w:spacing w:after="40"/>
-        <w:ind w:left="360"/>
-      </w:pPr>
-      <w:r>
-        <w:rPr>
-          <w:b/>
-        </w:rPr>
-        <w:t>Safe table naming</w:t>
-      </w:r>
-      <w:r>
-        <w:t xml:space="preserve"> – hyphens and spaces in uploaded file names are converted to underscores to avoid SQL quoting issues.</w:t>
-      </w:r>
-    </w:p>
-    <w:p>
-      <w:pPr>
-        <w:pStyle w:val="ListBullet"/>
-        <w:spacing w:after="40"/>
-        <w:ind w:left="360"/>
-      </w:pPr>
-      <w:r>
-        <w:rPr>
-          <w:b/>
-        </w:rPr>
-        <w:t>Concurrent embeddings</w:t>
-      </w:r>
-      <w:r>
-        <w:t xml:space="preserve"> – all table schemas are embedded in parallel at startup, bounded by a semaphore to respect Azure rate limits.</w:t>
-      </w:r>
-    </w:p>
-    <w:p>
-      <w:pPr>
-        <w:pStyle w:val="ListBullet"/>
-        <w:spacing w:after="40"/>
-        <w:ind w:left="360"/>
-      </w:pPr>
-      <w:r>
-        <w:rPr>
-          <w:b/>
-        </w:rPr>
-        <w:t>Ephemeral artifacts</w:t>
-      </w:r>
-      <w:r>
-        <w:t xml:space="preserve"> – FAISS indices and query logs are rebuilt on startup and cleaned up on shutdown.</w:t>
-      </w:r>
-    </w:p>
-    <w:p/>
-    <w:p>
-      <w:pPr>
-        <w:jc w:val="center"/>
-      </w:pPr>
-      <w:r>
-        <w:rPr>
-          <w:i/>
-          <w:color w:val="2E74B5"/>
-        </w:rPr>
-        <w:t>— End of document —</w:t>
+        <w:t>Never commit .env.local; rotate any exposed Azure key or DB password.</w:t>
       </w:r>
     </w:p>
     <w:sectPr>
@@ -4442,10 +2156,6 @@
     <w:name w:val="Normal"/>
     <w:qFormat/>
     <w:rsid w:val="00FC693F"/>
-    <w:rPr>
-      <w:rFonts w:ascii="Calibri" w:hAnsi="Calibri"/>
-      <w:sz w:val="22"/>
-    </w:rPr>
   </w:style>
   <w:style w:type="paragraph" w:styleId="Header">
     <w:name w:val="header"/>
@@ -4506,11 +2216,11 @@
       <w:outlineLvl w:val="0"/>
     </w:pPr>
     <w:rPr>
-      <w:rFonts w:asciiTheme="majorHAnsi" w:eastAsiaTheme="majorEastAsia" w:hAnsiTheme="majorHAnsi" w:cstheme="majorBidi" w:ascii="Calibri" w:hAnsi="Calibri"/>
+      <w:rFonts w:asciiTheme="majorHAnsi" w:eastAsiaTheme="majorEastAsia" w:hAnsiTheme="majorHAnsi" w:cstheme="majorBidi"/>
       <w:b/>
       <w:bCs/>
-      <w:color w:val="1F4E79"/>
-      <w:sz w:val="36"/>
+      <w:color w:val="365F91" w:themeColor="accent1" w:themeShade="BF"/>
+      <w:sz w:val="28"/>
       <w:szCs w:val="28"/>
     </w:rPr>
   </w:style>
@@ -4530,11 +2240,11 @@
       <w:outlineLvl w:val="1"/>
     </w:pPr>
     <w:rPr>
-      <w:rFonts w:asciiTheme="majorHAnsi" w:eastAsiaTheme="majorEastAsia" w:hAnsiTheme="majorHAnsi" w:cstheme="majorBidi" w:ascii="Calibri" w:hAnsi="Calibri"/>
+      <w:rFonts w:asciiTheme="majorHAnsi" w:eastAsiaTheme="majorEastAsia" w:hAnsiTheme="majorHAnsi" w:cstheme="majorBidi"/>
       <w:b/>
       <w:bCs/>
-      <w:color w:val="2E74B5"/>
-      <w:sz w:val="28"/>
+      <w:color w:val="4F81BD" w:themeColor="accent1"/>
+      <w:sz w:val="26"/>
       <w:szCs w:val="26"/>
     </w:rPr>
   </w:style>
@@ -4554,11 +2264,10 @@
       <w:outlineLvl w:val="2"/>
     </w:pPr>
     <w:rPr>
-      <w:rFonts w:asciiTheme="majorHAnsi" w:eastAsiaTheme="majorEastAsia" w:hAnsiTheme="majorHAnsi" w:cstheme="majorBidi" w:ascii="Calibri" w:hAnsi="Calibri"/>
+      <w:rFonts w:asciiTheme="majorHAnsi" w:eastAsiaTheme="majorEastAsia" w:hAnsiTheme="majorHAnsi" w:cstheme="majorBidi"/>
       <w:b/>
       <w:bCs/>
-      <w:color w:val="2E74B5"/>
-      <w:sz w:val="24"/>
+      <w:color w:val="4F81BD" w:themeColor="accent1"/>
     </w:rPr>
   </w:style>
   <w:style w:type="paragraph" w:styleId="Heading4">
@@ -4796,11 +2505,11 @@
       <w:contextualSpacing/>
     </w:pPr>
     <w:rPr>
-      <w:rFonts w:asciiTheme="majorHAnsi" w:eastAsiaTheme="majorEastAsia" w:hAnsiTheme="majorHAnsi" w:cstheme="majorBidi" w:ascii="Calibri" w:hAnsi="Calibri"/>
-      <w:color w:val="1F4E79"/>
+      <w:rFonts w:asciiTheme="majorHAnsi" w:eastAsiaTheme="majorEastAsia" w:hAnsiTheme="majorHAnsi" w:cstheme="majorBidi"/>
+      <w:color w:val="17365D" w:themeColor="text2" w:themeShade="BF"/>
       <w:spacing w:val="5"/>
       <w:kern w:val="28"/>
-      <w:sz w:val="60"/>
+      <w:sz w:val="52"/>
       <w:szCs w:val="52"/>
     </w:rPr>
   </w:style>
